--- a/jenkins task 03.docx
+++ b/jenkins task 03.docx
@@ -189,77 +189,13 @@
           <w:szCs w:val="24"/>
         </w:rPr>
       </w:pPr>
-      <w:proofErr w:type="spellStart"/>
-      <w:r>
-        <w:rPr>
-          <w:rFonts w:ascii="Times New Roman" w:hAnsi="Times New Roman" w:cs="Times New Roman"/>
-          <w:sz w:val="24"/>
-          <w:szCs w:val="24"/>
-        </w:rPr>
-        <w:t>sudo</w:t>
-      </w:r>
-      <w:proofErr w:type="spellEnd"/>
-      <w:r>
-        <w:rPr>
-          <w:rFonts w:ascii="Times New Roman" w:hAnsi="Times New Roman" w:cs="Times New Roman"/>
-          <w:sz w:val="24"/>
-          <w:szCs w:val="24"/>
-        </w:rPr>
-        <w:t xml:space="preserve"> </w:t>
-      </w:r>
-      <w:proofErr w:type="spellStart"/>
-      <w:r>
-        <w:rPr>
-          <w:rFonts w:ascii="Times New Roman" w:hAnsi="Times New Roman" w:cs="Times New Roman"/>
-          <w:sz w:val="24"/>
-          <w:szCs w:val="24"/>
-        </w:rPr>
-        <w:t>wget</w:t>
-      </w:r>
-      <w:proofErr w:type="spellEnd"/>
-      <w:r>
-        <w:rPr>
-          <w:rFonts w:ascii="Times New Roman" w:hAnsi="Times New Roman" w:cs="Times New Roman"/>
-          <w:sz w:val="24"/>
-          <w:szCs w:val="24"/>
-        </w:rPr>
-        <w:t xml:space="preserve"> -O /etc/</w:t>
-      </w:r>
-      <w:proofErr w:type="spellStart"/>
-      <w:r>
-        <w:rPr>
-          <w:rFonts w:ascii="Times New Roman" w:hAnsi="Times New Roman" w:cs="Times New Roman"/>
-          <w:sz w:val="24"/>
-          <w:szCs w:val="24"/>
-        </w:rPr>
-        <w:t>yum.repos.d</w:t>
-      </w:r>
-      <w:proofErr w:type="spellEnd"/>
-      <w:r>
-        <w:rPr>
-          <w:rFonts w:ascii="Times New Roman" w:hAnsi="Times New Roman" w:cs="Times New Roman"/>
-          <w:sz w:val="24"/>
-          <w:szCs w:val="24"/>
-        </w:rPr>
-        <w:t>/</w:t>
-      </w:r>
-      <w:proofErr w:type="spellStart"/>
-      <w:r>
-        <w:rPr>
-          <w:rFonts w:ascii="Times New Roman" w:hAnsi="Times New Roman" w:cs="Times New Roman"/>
-          <w:sz w:val="24"/>
-          <w:szCs w:val="24"/>
-        </w:rPr>
-        <w:t>jenkins.repo</w:t>
-      </w:r>
-      <w:proofErr w:type="spellEnd"/>
-      <w:r>
-        <w:rPr>
-          <w:rFonts w:ascii="Times New Roman" w:hAnsi="Times New Roman" w:cs="Times New Roman"/>
-          <w:sz w:val="24"/>
-          <w:szCs w:val="24"/>
-        </w:rPr>
-        <w:t xml:space="preserve"> \</w:t>
+      <w:r>
+        <w:rPr>
+          <w:rFonts w:ascii="Times New Roman" w:hAnsi="Times New Roman" w:cs="Times New Roman"/>
+          <w:sz w:val="24"/>
+          <w:szCs w:val="24"/>
+        </w:rPr>
+        <w:t>sudo wget -O /etc/yum.repos.d/jenkins.repo \</w:t>
       </w:r>
     </w:p>
     <w:p>
@@ -287,195 +223,99 @@
           <w:szCs w:val="24"/>
         </w:rPr>
       </w:pPr>
-      <w:proofErr w:type="spellStart"/>
-      <w:r>
-        <w:rPr>
-          <w:rFonts w:ascii="Times New Roman" w:hAnsi="Times New Roman" w:cs="Times New Roman"/>
-          <w:sz w:val="24"/>
-          <w:szCs w:val="24"/>
-        </w:rPr>
-        <w:t>sudo</w:t>
-      </w:r>
-      <w:proofErr w:type="spellEnd"/>
-      <w:r>
-        <w:rPr>
-          <w:rFonts w:ascii="Times New Roman" w:hAnsi="Times New Roman" w:cs="Times New Roman"/>
-          <w:sz w:val="24"/>
-          <w:szCs w:val="24"/>
-        </w:rPr>
-        <w:t xml:space="preserve"> rpm --import https://pkg.jenkins.io/redhat/jenkins.io-2023.key</w:t>
-      </w:r>
-    </w:p>
-    <w:p>
-      <w:pPr>
-        <w:rPr>
-          <w:rFonts w:ascii="Times New Roman" w:hAnsi="Times New Roman" w:cs="Times New Roman"/>
-          <w:sz w:val="24"/>
-          <w:szCs w:val="24"/>
-        </w:rPr>
-      </w:pPr>
-      <w:proofErr w:type="spellStart"/>
-      <w:r>
-        <w:rPr>
-          <w:rFonts w:ascii="Times New Roman" w:hAnsi="Times New Roman" w:cs="Times New Roman"/>
-          <w:sz w:val="24"/>
-          <w:szCs w:val="24"/>
-        </w:rPr>
-        <w:t>sudo</w:t>
-      </w:r>
-      <w:proofErr w:type="spellEnd"/>
-      <w:r>
-        <w:rPr>
-          <w:rFonts w:ascii="Times New Roman" w:hAnsi="Times New Roman" w:cs="Times New Roman"/>
-          <w:sz w:val="24"/>
-          <w:szCs w:val="24"/>
-        </w:rPr>
-        <w:t xml:space="preserve"> yum upgrade</w:t>
-      </w:r>
-    </w:p>
-    <w:p>
-      <w:pPr>
-        <w:rPr>
-          <w:rFonts w:ascii="Times New Roman" w:hAnsi="Times New Roman" w:cs="Times New Roman"/>
-          <w:sz w:val="24"/>
-          <w:szCs w:val="24"/>
-        </w:rPr>
-      </w:pPr>
-      <w:r>
-        <w:rPr>
-          <w:rFonts w:ascii="Times New Roman" w:hAnsi="Times New Roman" w:cs="Times New Roman"/>
-          <w:sz w:val="24"/>
-          <w:szCs w:val="24"/>
-        </w:rPr>
-        <w:t xml:space="preserve"># Add required dependencies for the </w:t>
-      </w:r>
-      <w:proofErr w:type="spellStart"/>
-      <w:r>
-        <w:rPr>
-          <w:rFonts w:ascii="Times New Roman" w:hAnsi="Times New Roman" w:cs="Times New Roman"/>
-          <w:sz w:val="24"/>
-          <w:szCs w:val="24"/>
-        </w:rPr>
-        <w:t>jenkins</w:t>
-      </w:r>
-      <w:proofErr w:type="spellEnd"/>
-      <w:r>
-        <w:rPr>
-          <w:rFonts w:ascii="Times New Roman" w:hAnsi="Times New Roman" w:cs="Times New Roman"/>
-          <w:sz w:val="24"/>
-          <w:szCs w:val="24"/>
-        </w:rPr>
-        <w:t xml:space="preserve"> package</w:t>
-      </w:r>
-    </w:p>
-    <w:p>
-      <w:pPr>
-        <w:rPr>
-          <w:rFonts w:ascii="Times New Roman" w:hAnsi="Times New Roman" w:cs="Times New Roman"/>
-          <w:sz w:val="24"/>
-          <w:szCs w:val="24"/>
-        </w:rPr>
-      </w:pPr>
-      <w:proofErr w:type="spellStart"/>
-      <w:r>
-        <w:rPr>
-          <w:rFonts w:ascii="Times New Roman" w:hAnsi="Times New Roman" w:cs="Times New Roman"/>
-          <w:sz w:val="24"/>
-          <w:szCs w:val="24"/>
-        </w:rPr>
-        <w:t>sudo</w:t>
-      </w:r>
-      <w:proofErr w:type="spellEnd"/>
-      <w:r>
-        <w:rPr>
-          <w:rFonts w:ascii="Times New Roman" w:hAnsi="Times New Roman" w:cs="Times New Roman"/>
-          <w:sz w:val="24"/>
-          <w:szCs w:val="24"/>
-        </w:rPr>
-        <w:t xml:space="preserve"> yum install </w:t>
-      </w:r>
-      <w:proofErr w:type="spellStart"/>
-      <w:r>
-        <w:rPr>
-          <w:rFonts w:ascii="Times New Roman" w:hAnsi="Times New Roman" w:cs="Times New Roman"/>
-          <w:sz w:val="24"/>
-          <w:szCs w:val="24"/>
-        </w:rPr>
-        <w:t>fontconfig</w:t>
-      </w:r>
-      <w:proofErr w:type="spellEnd"/>
-      <w:r>
-        <w:rPr>
-          <w:rFonts w:ascii="Times New Roman" w:hAnsi="Times New Roman" w:cs="Times New Roman"/>
-          <w:sz w:val="24"/>
-          <w:szCs w:val="24"/>
-        </w:rPr>
-        <w:t xml:space="preserve"> java-21-openjdk</w:t>
-      </w:r>
-    </w:p>
-    <w:p>
-      <w:pPr>
-        <w:rPr>
-          <w:rFonts w:ascii="Times New Roman" w:hAnsi="Times New Roman" w:cs="Times New Roman"/>
-          <w:sz w:val="24"/>
-          <w:szCs w:val="24"/>
-        </w:rPr>
-      </w:pPr>
-      <w:proofErr w:type="spellStart"/>
-      <w:r>
-        <w:rPr>
-          <w:rFonts w:ascii="Times New Roman" w:hAnsi="Times New Roman" w:cs="Times New Roman"/>
-          <w:sz w:val="24"/>
-          <w:szCs w:val="24"/>
-        </w:rPr>
-        <w:t>sudo</w:t>
-      </w:r>
-      <w:proofErr w:type="spellEnd"/>
-      <w:r>
-        <w:rPr>
-          <w:rFonts w:ascii="Times New Roman" w:hAnsi="Times New Roman" w:cs="Times New Roman"/>
-          <w:sz w:val="24"/>
-          <w:szCs w:val="24"/>
-        </w:rPr>
-        <w:t xml:space="preserve"> yum install Jenkins</w:t>
-      </w:r>
-    </w:p>
-    <w:p>
-      <w:pPr>
-        <w:rPr>
-          <w:rFonts w:ascii="Times New Roman" w:hAnsi="Times New Roman" w:cs="Times New Roman"/>
-          <w:sz w:val="24"/>
-          <w:szCs w:val="24"/>
-        </w:rPr>
-      </w:pPr>
-      <w:proofErr w:type="spellStart"/>
-      <w:r>
-        <w:rPr>
-          <w:rFonts w:ascii="Times New Roman" w:hAnsi="Times New Roman" w:cs="Times New Roman"/>
-          <w:sz w:val="24"/>
-          <w:szCs w:val="24"/>
-        </w:rPr>
-        <w:t>systemctl</w:t>
-      </w:r>
-      <w:proofErr w:type="spellEnd"/>
-      <w:r>
-        <w:rPr>
-          <w:rFonts w:ascii="Times New Roman" w:hAnsi="Times New Roman" w:cs="Times New Roman"/>
-          <w:sz w:val="24"/>
-          <w:szCs w:val="24"/>
-        </w:rPr>
-        <w:t xml:space="preserve"> start </w:t>
-      </w:r>
-      <w:proofErr w:type="spellStart"/>
-      <w:r>
-        <w:rPr>
-          <w:rFonts w:ascii="Times New Roman" w:hAnsi="Times New Roman" w:cs="Times New Roman"/>
-          <w:sz w:val="24"/>
-          <w:szCs w:val="24"/>
-        </w:rPr>
-        <w:t>jenkins</w:t>
-      </w:r>
-      <w:proofErr w:type="spellEnd"/>
+      <w:r>
+        <w:rPr>
+          <w:rFonts w:ascii="Times New Roman" w:hAnsi="Times New Roman" w:cs="Times New Roman"/>
+          <w:sz w:val="24"/>
+          <w:szCs w:val="24"/>
+        </w:rPr>
+        <w:t>sudo rpm --import https://pkg.jenkins.io/redhat/jenkins.io-2023.key</w:t>
+      </w:r>
+    </w:p>
+    <w:p>
+      <w:pPr>
+        <w:rPr>
+          <w:rFonts w:ascii="Times New Roman" w:hAnsi="Times New Roman" w:cs="Times New Roman"/>
+          <w:sz w:val="24"/>
+          <w:szCs w:val="24"/>
+        </w:rPr>
+      </w:pPr>
+      <w:r>
+        <w:rPr>
+          <w:rFonts w:ascii="Times New Roman" w:hAnsi="Times New Roman" w:cs="Times New Roman"/>
+          <w:sz w:val="24"/>
+          <w:szCs w:val="24"/>
+        </w:rPr>
+        <w:t>sudo yum upgrade</w:t>
+      </w:r>
+    </w:p>
+    <w:p>
+      <w:pPr>
+        <w:rPr>
+          <w:rFonts w:ascii="Times New Roman" w:hAnsi="Times New Roman" w:cs="Times New Roman"/>
+          <w:sz w:val="24"/>
+          <w:szCs w:val="24"/>
+        </w:rPr>
+      </w:pPr>
+      <w:r>
+        <w:rPr>
+          <w:rFonts w:ascii="Times New Roman" w:hAnsi="Times New Roman" w:cs="Times New Roman"/>
+          <w:sz w:val="24"/>
+          <w:szCs w:val="24"/>
+        </w:rPr>
+        <w:t># Add required dependencies for the jenkins package</w:t>
+      </w:r>
+    </w:p>
+    <w:p>
+      <w:pPr>
+        <w:rPr>
+          <w:rFonts w:ascii="Times New Roman" w:hAnsi="Times New Roman" w:cs="Times New Roman"/>
+          <w:sz w:val="24"/>
+          <w:szCs w:val="24"/>
+        </w:rPr>
+      </w:pPr>
+      <w:r>
+        <w:rPr>
+          <w:rFonts w:ascii="Times New Roman" w:hAnsi="Times New Roman" w:cs="Times New Roman"/>
+          <w:sz w:val="24"/>
+          <w:szCs w:val="24"/>
+        </w:rPr>
+        <w:t>sudo yum install fontconfig java-21-openjdk</w:t>
+      </w:r>
+    </w:p>
+    <w:p>
+      <w:pPr>
+        <w:rPr>
+          <w:rFonts w:ascii="Times New Roman" w:hAnsi="Times New Roman" w:cs="Times New Roman"/>
+          <w:sz w:val="24"/>
+          <w:szCs w:val="24"/>
+        </w:rPr>
+      </w:pPr>
+      <w:r>
+        <w:rPr>
+          <w:rFonts w:ascii="Times New Roman" w:hAnsi="Times New Roman" w:cs="Times New Roman"/>
+          <w:sz w:val="24"/>
+          <w:szCs w:val="24"/>
+        </w:rPr>
+        <w:t>sudo yum install Jenkins</w:t>
+      </w:r>
+    </w:p>
+    <w:p>
+      <w:pPr>
+        <w:rPr>
+          <w:rFonts w:ascii="Times New Roman" w:hAnsi="Times New Roman" w:cs="Times New Roman"/>
+          <w:sz w:val="24"/>
+          <w:szCs w:val="24"/>
+        </w:rPr>
+      </w:pPr>
+      <w:r>
+        <w:rPr>
+          <w:rFonts w:ascii="Times New Roman" w:hAnsi="Times New Roman" w:cs="Times New Roman"/>
+          <w:sz w:val="24"/>
+          <w:szCs w:val="24"/>
+        </w:rPr>
+        <w:t>systemctl start jenkins</w:t>
+      </w:r>
     </w:p>
     <w:p>
       <w:pPr>
@@ -543,25 +383,7 @@
           <w:sz w:val="24"/>
           <w:szCs w:val="24"/>
         </w:rPr>
-        <w:t>Check in the browser and login : “&lt;</w:t>
-      </w:r>
-      <w:proofErr w:type="spellStart"/>
-      <w:r>
-        <w:rPr>
-          <w:rFonts w:ascii="Times New Roman" w:hAnsi="Times New Roman" w:cs="Times New Roman"/>
-          <w:sz w:val="24"/>
-          <w:szCs w:val="24"/>
-        </w:rPr>
-        <w:t>ipadress</w:t>
-      </w:r>
-      <w:proofErr w:type="spellEnd"/>
-      <w:r>
-        <w:rPr>
-          <w:rFonts w:ascii="Times New Roman" w:hAnsi="Times New Roman" w:cs="Times New Roman"/>
-          <w:sz w:val="24"/>
-          <w:szCs w:val="24"/>
-        </w:rPr>
-        <w:t>&gt;:8080(port)”</w:t>
+        <w:t>Check in the browser and login : “&lt;ipadress&gt;:8080(port)”</w:t>
       </w:r>
     </w:p>
     <w:p>
@@ -682,36 +504,8 @@
           <w:sz w:val="24"/>
           <w:szCs w:val="24"/>
         </w:rPr>
-        <w:t>You can find password in :  cat /var/lib/</w:t>
-      </w:r>
-      <w:proofErr w:type="spellStart"/>
-      <w:r>
-        <w:rPr>
-          <w:rFonts w:ascii="Times New Roman" w:hAnsi="Times New Roman" w:cs="Times New Roman"/>
-          <w:sz w:val="24"/>
-          <w:szCs w:val="24"/>
-        </w:rPr>
-        <w:t>jenkins</w:t>
-      </w:r>
-      <w:proofErr w:type="spellEnd"/>
-      <w:r>
-        <w:rPr>
-          <w:rFonts w:ascii="Times New Roman" w:hAnsi="Times New Roman" w:cs="Times New Roman"/>
-          <w:sz w:val="24"/>
-          <w:szCs w:val="24"/>
-        </w:rPr>
-        <w:t>/secrets/</w:t>
-      </w:r>
-      <w:proofErr w:type="spellStart"/>
-      <w:r>
-        <w:rPr>
-          <w:rFonts w:ascii="Times New Roman" w:hAnsi="Times New Roman" w:cs="Times New Roman"/>
-          <w:sz w:val="24"/>
-          <w:szCs w:val="24"/>
-        </w:rPr>
-        <w:t>initialAdminPassword</w:t>
-      </w:r>
-      <w:proofErr w:type="spellEnd"/>
+        <w:t>You can find password in :  cat /var/lib/jenkins/secrets/initialAdminPassword</w:t>
+      </w:r>
     </w:p>
     <w:p>
       <w:pPr>
@@ -1040,36 +834,8 @@
           <w:sz w:val="24"/>
           <w:szCs w:val="24"/>
         </w:rPr>
-        <w:t xml:space="preserve">Copy the </w:t>
-      </w:r>
-      <w:proofErr w:type="spellStart"/>
-      <w:r>
-        <w:rPr>
-          <w:rFonts w:ascii="Times New Roman" w:hAnsi="Times New Roman" w:cs="Times New Roman"/>
-          <w:sz w:val="24"/>
-          <w:szCs w:val="24"/>
-        </w:rPr>
-        <w:t>url</w:t>
-      </w:r>
-      <w:proofErr w:type="spellEnd"/>
-      <w:r>
-        <w:rPr>
-          <w:rFonts w:ascii="Times New Roman" w:hAnsi="Times New Roman" w:cs="Times New Roman"/>
-          <w:sz w:val="24"/>
-          <w:szCs w:val="24"/>
-        </w:rPr>
-        <w:t xml:space="preserve"> of the source code : git hub repository </w:t>
-      </w:r>
-      <w:proofErr w:type="spellStart"/>
-      <w:r>
-        <w:rPr>
-          <w:rFonts w:ascii="Times New Roman" w:hAnsi="Times New Roman" w:cs="Times New Roman"/>
-          <w:sz w:val="24"/>
-          <w:szCs w:val="24"/>
-        </w:rPr>
-        <w:t>url</w:t>
-      </w:r>
-      <w:proofErr w:type="spellEnd"/>
+        <w:t>Copy the url of the source code : git hub repository url</w:t>
+      </w:r>
     </w:p>
     <w:p>
       <w:pPr>
@@ -1154,25 +920,7 @@
           <w:sz w:val="24"/>
           <w:szCs w:val="24"/>
         </w:rPr>
-        <w:t xml:space="preserve">Paste the </w:t>
-      </w:r>
-      <w:proofErr w:type="spellStart"/>
-      <w:r>
-        <w:rPr>
-          <w:rFonts w:ascii="Times New Roman" w:hAnsi="Times New Roman" w:cs="Times New Roman"/>
-          <w:sz w:val="24"/>
-          <w:szCs w:val="24"/>
-        </w:rPr>
-        <w:t>url</w:t>
-      </w:r>
-      <w:proofErr w:type="spellEnd"/>
-      <w:r>
-        <w:rPr>
-          <w:rFonts w:ascii="Times New Roman" w:hAnsi="Times New Roman" w:cs="Times New Roman"/>
-          <w:sz w:val="24"/>
-          <w:szCs w:val="24"/>
-        </w:rPr>
-        <w:t xml:space="preserve"> </w:t>
+        <w:t xml:space="preserve">Paste the url </w:t>
       </w:r>
     </w:p>
     <w:p>
@@ -1356,6 +1104,23 @@
           <w:szCs w:val="24"/>
         </w:rPr>
       </w:pPr>
+      <w:r>
+        <w:rPr>
+          <w:rFonts w:ascii="Times New Roman" w:hAnsi="Times New Roman" w:cs="Times New Roman"/>
+          <w:sz w:val="24"/>
+          <w:szCs w:val="24"/>
+        </w:rPr>
+        <w:t>Here it not worked</w:t>
+      </w:r>
+    </w:p>
+    <w:p>
+      <w:pPr>
+        <w:rPr>
+          <w:rFonts w:ascii="Times New Roman" w:hAnsi="Times New Roman" w:cs="Times New Roman"/>
+          <w:sz w:val="24"/>
+          <w:szCs w:val="24"/>
+        </w:rPr>
+      </w:pPr>
     </w:p>
     <w:p>
       <w:pPr>
@@ -1394,30 +1159,22 @@
           <w:sz w:val="24"/>
           <w:szCs w:val="24"/>
         </w:rPr>
-        <w:t xml:space="preserve">: </w:t>
-      </w:r>
-      <w:proofErr w:type="spellStart"/>
-      <w:r>
-        <w:rPr>
-          <w:rFonts w:ascii="Times New Roman" w:hAnsi="Times New Roman" w:cs="Times New Roman"/>
-          <w:sz w:val="24"/>
-          <w:szCs w:val="24"/>
-        </w:rPr>
-        <w:t>Sonarqube</w:t>
-      </w:r>
-      <w:proofErr w:type="spellEnd"/>
-      <w:r>
-        <w:rPr>
-          <w:rFonts w:ascii="Times New Roman" w:hAnsi="Times New Roman" w:cs="Times New Roman"/>
-          <w:sz w:val="24"/>
-          <w:szCs w:val="24"/>
-        </w:rPr>
-        <w:t xml:space="preserve"> Integration to check the quality of code.</w:t>
-      </w:r>
-    </w:p>
-    <w:p>
-      <w:pPr>
-        <w:ind w:left="720"/>
+        <w:t>: Sonarqube Integration to check the quality of code.</w:t>
+      </w:r>
+    </w:p>
+    <w:p>
+      <w:pPr>
+        <w:numPr>
+          <w:ilvl w:val="0"/>
+          <w:numId w:val="1"/>
+        </w:numPr>
+        <w:rPr>
+          <w:rFonts w:ascii="Times New Roman" w:hAnsi="Times New Roman" w:cs="Times New Roman"/>
+          <w:sz w:val="24"/>
+          <w:szCs w:val="24"/>
+        </w:rPr>
+      </w:pPr>
+      <w:r>
         <w:rPr>
           <w:rFonts w:ascii="Times New Roman" w:hAnsi="Times New Roman" w:cs="Times New Roman"/>
           <w:b/>
@@ -1425,83 +1182,8 @@
           <w:sz w:val="24"/>
           <w:szCs w:val="24"/>
         </w:rPr>
-      </w:pPr>
-      <w:r>
-        <w:rPr>
-          <w:rFonts w:ascii="Times New Roman" w:hAnsi="Times New Roman" w:cs="Times New Roman"/>
-          <w:b/>
-          <w:bCs/>
-          <w:sz w:val="24"/>
-          <w:szCs w:val="24"/>
-        </w:rPr>
-        <w:t xml:space="preserve">Yum install docker </w:t>
-      </w:r>
-    </w:p>
-    <w:p>
-      <w:pPr>
-        <w:ind w:left="720"/>
-        <w:rPr>
-          <w:rFonts w:ascii="Times New Roman" w:hAnsi="Times New Roman" w:cs="Times New Roman"/>
-          <w:b/>
-          <w:bCs/>
-          <w:sz w:val="24"/>
-          <w:szCs w:val="24"/>
-        </w:rPr>
-      </w:pPr>
-      <w:proofErr w:type="spellStart"/>
-      <w:r>
-        <w:rPr>
-          <w:rFonts w:ascii="Times New Roman" w:hAnsi="Times New Roman" w:cs="Times New Roman"/>
-          <w:b/>
-          <w:bCs/>
-          <w:sz w:val="24"/>
-          <w:szCs w:val="24"/>
-        </w:rPr>
-        <w:t>Systemctl</w:t>
-      </w:r>
-      <w:proofErr w:type="spellEnd"/>
-      <w:r>
-        <w:rPr>
-          <w:rFonts w:ascii="Times New Roman" w:hAnsi="Times New Roman" w:cs="Times New Roman"/>
-          <w:b/>
-          <w:bCs/>
-          <w:sz w:val="24"/>
-          <w:szCs w:val="24"/>
-        </w:rPr>
-        <w:t xml:space="preserve"> start docker</w:t>
-      </w:r>
-    </w:p>
-    <w:p>
-      <w:pPr>
-        <w:ind w:left="720"/>
-        <w:rPr>
-          <w:rFonts w:ascii="Times New Roman" w:hAnsi="Times New Roman" w:cs="Times New Roman"/>
-          <w:sz w:val="24"/>
-          <w:szCs w:val="24"/>
-        </w:rPr>
-      </w:pPr>
-      <w:r>
-        <w:rPr>
-          <w:rFonts w:ascii="Times New Roman" w:hAnsi="Times New Roman" w:cs="Times New Roman"/>
-          <w:b/>
-          <w:bCs/>
-          <w:sz w:val="24"/>
-          <w:szCs w:val="24"/>
-        </w:rPr>
-        <w:t xml:space="preserve">docker pull </w:t>
-      </w:r>
-      <w:proofErr w:type="spellStart"/>
-      <w:r>
-        <w:rPr>
-          <w:rFonts w:ascii="Times New Roman" w:hAnsi="Times New Roman" w:cs="Times New Roman"/>
-          <w:b/>
-          <w:bCs/>
-          <w:sz w:val="24"/>
-          <w:szCs w:val="24"/>
-        </w:rPr>
-        <w:t>sonarqube:latest</w:t>
-      </w:r>
-      <w:proofErr w:type="spellEnd"/>
+        <w:t>TRADITIONAL METHOD</w:t>
+      </w:r>
     </w:p>
     <w:p>
       <w:pPr>
@@ -1573,10 +1255,11 @@
           <w:sz w:val="24"/>
           <w:szCs w:val="24"/>
         </w:rPr>
-        <w:t xml:space="preserve">Start the </w:t>
-      </w:r>
-      <w:proofErr w:type="spellStart"/>
-      <w:r>
+        <w:t xml:space="preserve">Start the sonarqube: </w:t>
+      </w:r>
+    </w:p>
+    <w:p>
+      <w:pPr>
         <w:rPr>
           <w:rFonts w:ascii="Times New Roman" w:hAnsi="Times New Roman" w:cs="Times New Roman"/>
           <w:b/>
@@ -1584,9 +1267,7 @@
           <w:sz w:val="24"/>
           <w:szCs w:val="24"/>
         </w:rPr>
-        <w:t>sonarqube</w:t>
-      </w:r>
-      <w:proofErr w:type="spellEnd"/>
+      </w:pPr>
       <w:r>
         <w:rPr>
           <w:rFonts w:ascii="Times New Roman" w:hAnsi="Times New Roman" w:cs="Times New Roman"/>
@@ -1595,7 +1276,7 @@
           <w:sz w:val="24"/>
           <w:szCs w:val="24"/>
         </w:rPr>
-        <w:t xml:space="preserve">: </w:t>
+        <w:t>docker run -d --name sonarqube \</w:t>
       </w:r>
     </w:p>
     <w:p>
@@ -1616,10 +1297,11 @@
           <w:sz w:val="24"/>
           <w:szCs w:val="24"/>
         </w:rPr>
-        <w:t xml:space="preserve">docker run -d --name </w:t>
-      </w:r>
-      <w:proofErr w:type="spellStart"/>
-      <w:r>
+        <w:t xml:space="preserve">  -p 9000:9000 \</w:t>
+      </w:r>
+    </w:p>
+    <w:p>
+      <w:pPr>
         <w:rPr>
           <w:rFonts w:ascii="Times New Roman" w:hAnsi="Times New Roman" w:cs="Times New Roman"/>
           <w:b/>
@@ -1627,9 +1309,7 @@
           <w:sz w:val="24"/>
           <w:szCs w:val="24"/>
         </w:rPr>
-        <w:t>sonarqube</w:t>
-      </w:r>
-      <w:proofErr w:type="spellEnd"/>
+      </w:pPr>
       <w:r>
         <w:rPr>
           <w:rFonts w:ascii="Times New Roman" w:hAnsi="Times New Roman" w:cs="Times New Roman"/>
@@ -1638,7 +1318,8 @@
           <w:sz w:val="24"/>
           <w:szCs w:val="24"/>
         </w:rPr>
-        <w:t xml:space="preserve"> \</w:t>
+        <w:lastRenderedPageBreak/>
+        <w:t xml:space="preserve">  -e SONAR_ES_BOOTSTRAP_CHECKS_DISABLE=true \</w:t>
       </w:r>
     </w:p>
     <w:p>
@@ -1659,8 +1340,7 @@
           <w:sz w:val="24"/>
           <w:szCs w:val="24"/>
         </w:rPr>
-        <w:lastRenderedPageBreak/>
-        <w:t xml:space="preserve">  -p 9000:9000 \</w:t>
+        <w:t xml:space="preserve">  sonarqube:latest</w:t>
       </w:r>
     </w:p>
     <w:p>
@@ -1681,83 +1361,7 @@
           <w:sz w:val="24"/>
           <w:szCs w:val="24"/>
         </w:rPr>
-        <w:t xml:space="preserve">  -e SONAR_ES_BOOTSTRAP_CHECKS_DISABLE=true \</w:t>
-      </w:r>
-    </w:p>
-    <w:p>
-      <w:pPr>
-        <w:rPr>
-          <w:rFonts w:ascii="Times New Roman" w:hAnsi="Times New Roman" w:cs="Times New Roman"/>
-          <w:b/>
-          <w:bCs/>
-          <w:sz w:val="24"/>
-          <w:szCs w:val="24"/>
-        </w:rPr>
-      </w:pPr>
-      <w:r>
-        <w:rPr>
-          <w:rFonts w:ascii="Times New Roman" w:hAnsi="Times New Roman" w:cs="Times New Roman"/>
-          <w:b/>
-          <w:bCs/>
-          <w:sz w:val="24"/>
-          <w:szCs w:val="24"/>
-        </w:rPr>
-        <w:t xml:space="preserve">  </w:t>
-      </w:r>
-      <w:proofErr w:type="spellStart"/>
-      <w:r>
-        <w:rPr>
-          <w:rFonts w:ascii="Times New Roman" w:hAnsi="Times New Roman" w:cs="Times New Roman"/>
-          <w:b/>
-          <w:bCs/>
-          <w:sz w:val="24"/>
-          <w:szCs w:val="24"/>
-        </w:rPr>
-        <w:t>sonarqube:latest</w:t>
-      </w:r>
-      <w:proofErr w:type="spellEnd"/>
-    </w:p>
-    <w:p>
-      <w:pPr>
-        <w:rPr>
-          <w:rFonts w:ascii="Times New Roman" w:hAnsi="Times New Roman" w:cs="Times New Roman"/>
-          <w:b/>
-          <w:bCs/>
-          <w:sz w:val="24"/>
-          <w:szCs w:val="24"/>
-        </w:rPr>
-      </w:pPr>
-      <w:r>
-        <w:rPr>
-          <w:rFonts w:ascii="Times New Roman" w:hAnsi="Times New Roman" w:cs="Times New Roman"/>
-          <w:b/>
-          <w:bCs/>
-          <w:sz w:val="24"/>
-          <w:szCs w:val="24"/>
-        </w:rPr>
-        <w:t xml:space="preserve">For </w:t>
-      </w:r>
-      <w:proofErr w:type="spellStart"/>
-      <w:r>
-        <w:rPr>
-          <w:rFonts w:ascii="Times New Roman" w:hAnsi="Times New Roman" w:cs="Times New Roman"/>
-          <w:b/>
-          <w:bCs/>
-          <w:sz w:val="24"/>
-          <w:szCs w:val="24"/>
-        </w:rPr>
-        <w:t>sonarqube</w:t>
-      </w:r>
-      <w:proofErr w:type="spellEnd"/>
-      <w:r>
-        <w:rPr>
-          <w:rFonts w:ascii="Times New Roman" w:hAnsi="Times New Roman" w:cs="Times New Roman"/>
-          <w:b/>
-          <w:bCs/>
-          <w:sz w:val="24"/>
-          <w:szCs w:val="24"/>
-        </w:rPr>
-        <w:t xml:space="preserve"> prerequisites</w:t>
+        <w:t>For sonarqube prerequisites</w:t>
       </w:r>
     </w:p>
     <w:p>
@@ -1807,29 +1411,7 @@
           <w:sz w:val="24"/>
           <w:szCs w:val="24"/>
         </w:rPr>
-        <w:t xml:space="preserve">MySQL Database Server or </w:t>
-      </w:r>
-      <w:proofErr w:type="spellStart"/>
-      <w:r>
-        <w:rPr>
-          <w:rFonts w:ascii="Times New Roman" w:hAnsi="Times New Roman" w:cs="Times New Roman"/>
-          <w:b/>
-          <w:bCs/>
-          <w:sz w:val="24"/>
-          <w:szCs w:val="24"/>
-        </w:rPr>
-        <w:t>MyQL</w:t>
-      </w:r>
-      <w:proofErr w:type="spellEnd"/>
-      <w:r>
-        <w:rPr>
-          <w:rFonts w:ascii="Times New Roman" w:hAnsi="Times New Roman" w:cs="Times New Roman"/>
-          <w:b/>
-          <w:bCs/>
-          <w:sz w:val="24"/>
-          <w:szCs w:val="24"/>
-        </w:rPr>
-        <w:t xml:space="preserve"> RDS instance</w:t>
+        <w:t>MySQL Database Server or MyQL RDS instance</w:t>
       </w:r>
     </w:p>
     <w:p>
@@ -1919,7 +1501,6 @@
           <w:szCs w:val="24"/>
         </w:rPr>
       </w:pPr>
-      <w:proofErr w:type="spellStart"/>
       <w:r>
         <w:rPr>
           <w:rFonts w:ascii="Times New Roman" w:hAnsi="Times New Roman" w:cs="Times New Roman"/>
@@ -1928,18 +1509,7 @@
           <w:sz w:val="24"/>
           <w:szCs w:val="24"/>
         </w:rPr>
-        <w:t>Iam</w:t>
-      </w:r>
-      <w:proofErr w:type="spellEnd"/>
-      <w:r>
-        <w:rPr>
-          <w:rFonts w:ascii="Times New Roman" w:hAnsi="Times New Roman" w:cs="Times New Roman"/>
-          <w:b/>
-          <w:bCs/>
-          <w:sz w:val="24"/>
-          <w:szCs w:val="24"/>
-        </w:rPr>
-        <w:t xml:space="preserve"> using instance type m7i.flex.large as free tier eligible</w:t>
+        <w:t>Iam using instance type m7i.flex.large as free tier eligible</w:t>
       </w:r>
     </w:p>
     <w:p>
@@ -2137,25 +1707,24 @@
           <w:sz w:val="24"/>
           <w:szCs w:val="24"/>
         </w:rPr>
-        <w:t xml:space="preserve">Now install </w:t>
-      </w:r>
-      <w:proofErr w:type="spellStart"/>
-      <w:r>
-        <w:rPr>
-          <w:rFonts w:ascii="Times New Roman" w:hAnsi="Times New Roman" w:cs="Times New Roman"/>
-          <w:sz w:val="24"/>
-          <w:szCs w:val="24"/>
-        </w:rPr>
-        <w:t>sonarqube</w:t>
-      </w:r>
-      <w:proofErr w:type="spellEnd"/>
-      <w:r>
-        <w:rPr>
-          <w:rFonts w:ascii="Times New Roman" w:hAnsi="Times New Roman" w:cs="Times New Roman"/>
-          <w:sz w:val="24"/>
-          <w:szCs w:val="24"/>
-        </w:rPr>
-        <w:t xml:space="preserve"> in opt directory </w:t>
+        <w:t xml:space="preserve">Now install sonarqube in opt directory </w:t>
+      </w:r>
+    </w:p>
+    <w:p>
+      <w:pPr>
+        <w:rPr>
+          <w:rFonts w:ascii="Times New Roman" w:hAnsi="Times New Roman" w:cs="Times New Roman"/>
+          <w:sz w:val="24"/>
+          <w:szCs w:val="24"/>
+        </w:rPr>
+      </w:pPr>
+      <w:r>
+        <w:rPr>
+          <w:rFonts w:ascii="Times New Roman" w:hAnsi="Times New Roman" w:cs="Times New Roman"/>
+          <w:sz w:val="24"/>
+          <w:szCs w:val="24"/>
+        </w:rPr>
+        <w:t>Cd opt/</w:t>
       </w:r>
     </w:p>
     <w:p>
@@ -2173,23 +1742,6 @@
           <w:szCs w:val="24"/>
         </w:rPr>
         <w:lastRenderedPageBreak/>
-        <w:t>Cd opt/</w:t>
-      </w:r>
-    </w:p>
-    <w:p>
-      <w:pPr>
-        <w:rPr>
-          <w:rFonts w:ascii="Times New Roman" w:hAnsi="Times New Roman" w:cs="Times New Roman"/>
-          <w:sz w:val="24"/>
-          <w:szCs w:val="24"/>
-        </w:rPr>
-      </w:pPr>
-      <w:r>
-        <w:rPr>
-          <w:rFonts w:ascii="Times New Roman" w:hAnsi="Times New Roman" w:cs="Times New Roman"/>
-          <w:sz w:val="24"/>
-          <w:szCs w:val="24"/>
-        </w:rPr>
         <w:t># cd /opt</w:t>
       </w:r>
     </w:p>
@@ -2207,25 +1759,7 @@
           <w:sz w:val="24"/>
           <w:szCs w:val="24"/>
         </w:rPr>
-        <w:t xml:space="preserve"># </w:t>
-      </w:r>
-      <w:proofErr w:type="spellStart"/>
-      <w:r>
-        <w:rPr>
-          <w:rFonts w:ascii="Times New Roman" w:hAnsi="Times New Roman" w:cs="Times New Roman"/>
-          <w:sz w:val="24"/>
-          <w:szCs w:val="24"/>
-        </w:rPr>
-        <w:t>wget</w:t>
-      </w:r>
-      <w:proofErr w:type="spellEnd"/>
-      <w:r>
-        <w:rPr>
-          <w:rFonts w:ascii="Times New Roman" w:hAnsi="Times New Roman" w:cs="Times New Roman"/>
-          <w:sz w:val="24"/>
-          <w:szCs w:val="24"/>
-        </w:rPr>
-        <w:t xml:space="preserve"> https://binaries.sonarsource.com/Distribution/sonarqube/sonarqube-7.6.zip</w:t>
+        <w:t># wget https://binaries.sonarsource.com/Distribution/sonarqube/sonarqube-7.6.zip</w:t>
       </w:r>
     </w:p>
     <w:p>
@@ -2259,33 +1793,15 @@
           <w:sz w:val="24"/>
           <w:szCs w:val="24"/>
         </w:rPr>
-        <w:t># mv /opt/sonarqube-7.6 /opt/</w:t>
-      </w:r>
-      <w:proofErr w:type="spellStart"/>
-      <w:r>
-        <w:rPr>
-          <w:rFonts w:ascii="Times New Roman" w:hAnsi="Times New Roman" w:cs="Times New Roman"/>
-          <w:sz w:val="24"/>
-          <w:szCs w:val="24"/>
-        </w:rPr>
-        <w:t>sonar</w:t>
-      </w:r>
-      <w:r>
-        <w:rPr>
-          <w:rFonts w:ascii="Times New Roman" w:hAnsi="Times New Roman" w:cs="Times New Roman"/>
-          <w:sz w:val="24"/>
-          <w:szCs w:val="24"/>
-        </w:rPr>
-        <w:t>Now</w:t>
-      </w:r>
-      <w:proofErr w:type="spellEnd"/>
-      <w:r>
-        <w:rPr>
-          <w:rFonts w:ascii="Times New Roman" w:hAnsi="Times New Roman" w:cs="Times New Roman"/>
-          <w:sz w:val="24"/>
-          <w:szCs w:val="24"/>
-        </w:rPr>
-        <w:t xml:space="preserve"> unzip the file : unzip sonarqube-25.10.0.114319.zip</w:t>
+        <w:t># mv /opt/sonarqube-7.6 /opt/sonar</w:t>
+      </w:r>
+      <w:r>
+        <w:rPr>
+          <w:rFonts w:ascii="Times New Roman" w:hAnsi="Times New Roman" w:cs="Times New Roman"/>
+          <w:sz w:val="24"/>
+          <w:szCs w:val="24"/>
+        </w:rPr>
+        <w:t>Now unzip the file : unzip sonarqube-25.10.0.114319.zip</w:t>
       </w:r>
     </w:p>
     <w:p>
@@ -2371,97 +1887,41 @@
           <w:sz w:val="24"/>
           <w:szCs w:val="24"/>
         </w:rPr>
-        <w:t xml:space="preserve">Install </w:t>
-      </w:r>
-      <w:proofErr w:type="spellStart"/>
-      <w:r>
-        <w:rPr>
-          <w:rFonts w:ascii="Times New Roman" w:hAnsi="Times New Roman" w:cs="Times New Roman"/>
-          <w:sz w:val="24"/>
-          <w:szCs w:val="24"/>
-        </w:rPr>
-        <w:t>mysql</w:t>
-      </w:r>
-      <w:proofErr w:type="spellEnd"/>
-      <w:r>
-        <w:rPr>
-          <w:rFonts w:ascii="Times New Roman" w:hAnsi="Times New Roman" w:cs="Times New Roman"/>
-          <w:sz w:val="24"/>
-          <w:szCs w:val="24"/>
-        </w:rPr>
-        <w:t xml:space="preserve"> : </w:t>
-      </w:r>
-    </w:p>
-    <w:p>
-      <w:pPr>
-        <w:rPr>
-          <w:rFonts w:ascii="Times New Roman" w:hAnsi="Times New Roman" w:cs="Times New Roman"/>
-          <w:sz w:val="24"/>
-          <w:szCs w:val="24"/>
-        </w:rPr>
-      </w:pPr>
-      <w:proofErr w:type="spellStart"/>
-      <w:r>
-        <w:rPr>
-          <w:rFonts w:ascii="Times New Roman" w:hAnsi="Times New Roman" w:cs="Times New Roman"/>
-          <w:sz w:val="24"/>
-          <w:szCs w:val="24"/>
-        </w:rPr>
-        <w:t>sudo</w:t>
-      </w:r>
-      <w:proofErr w:type="spellEnd"/>
-      <w:r>
-        <w:rPr>
-          <w:rFonts w:ascii="Times New Roman" w:hAnsi="Times New Roman" w:cs="Times New Roman"/>
-          <w:sz w:val="24"/>
-          <w:szCs w:val="24"/>
-        </w:rPr>
-        <w:t xml:space="preserve"> </w:t>
-      </w:r>
-      <w:proofErr w:type="spellStart"/>
-      <w:r>
-        <w:rPr>
-          <w:rFonts w:ascii="Times New Roman" w:hAnsi="Times New Roman" w:cs="Times New Roman"/>
-          <w:sz w:val="24"/>
-          <w:szCs w:val="24"/>
-        </w:rPr>
-        <w:t>dnf</w:t>
-      </w:r>
-      <w:proofErr w:type="spellEnd"/>
-      <w:r>
-        <w:rPr>
-          <w:rFonts w:ascii="Times New Roman" w:hAnsi="Times New Roman" w:cs="Times New Roman"/>
-          <w:sz w:val="24"/>
-          <w:szCs w:val="24"/>
-        </w:rPr>
-        <w:t xml:space="preserve"> remove mysql80-community-release</w:t>
-      </w:r>
-    </w:p>
-    <w:p>
-      <w:pPr>
-        <w:rPr>
-          <w:rFonts w:ascii="Times New Roman" w:hAnsi="Times New Roman" w:cs="Times New Roman"/>
-          <w:sz w:val="24"/>
-          <w:szCs w:val="24"/>
-        </w:rPr>
-      </w:pPr>
-      <w:proofErr w:type="spellStart"/>
-      <w:r>
-        <w:rPr>
-          <w:rFonts w:ascii="Times New Roman" w:hAnsi="Times New Roman" w:cs="Times New Roman"/>
-          <w:sz w:val="24"/>
-          <w:szCs w:val="24"/>
-        </w:rPr>
-        <w:t>wget</w:t>
-      </w:r>
-      <w:proofErr w:type="spellEnd"/>
-      <w:r>
-        <w:rPr>
-          <w:rFonts w:ascii="Times New Roman" w:hAnsi="Times New Roman" w:cs="Times New Roman"/>
-          <w:sz w:val="24"/>
-          <w:szCs w:val="24"/>
-        </w:rPr>
-        <w:t xml:space="preserve"> </w:t>
+        <w:t xml:space="preserve">Install mysql : </w:t>
+      </w:r>
+    </w:p>
+    <w:p>
+      <w:pPr>
+        <w:rPr>
+          <w:rFonts w:ascii="Times New Roman" w:hAnsi="Times New Roman" w:cs="Times New Roman"/>
+          <w:sz w:val="24"/>
+          <w:szCs w:val="24"/>
+        </w:rPr>
+      </w:pPr>
+      <w:r>
+        <w:rPr>
+          <w:rFonts w:ascii="Times New Roman" w:hAnsi="Times New Roman" w:cs="Times New Roman"/>
+          <w:sz w:val="24"/>
+          <w:szCs w:val="24"/>
+        </w:rPr>
+        <w:t>sudo dnf remove mysql80-community-release</w:t>
+      </w:r>
+    </w:p>
+    <w:p>
+      <w:pPr>
+        <w:rPr>
+          <w:rFonts w:ascii="Times New Roman" w:hAnsi="Times New Roman" w:cs="Times New Roman"/>
+          <w:sz w:val="24"/>
+          <w:szCs w:val="24"/>
+        </w:rPr>
+      </w:pPr>
+      <w:r>
+        <w:rPr>
+          <w:rFonts w:ascii="Times New Roman" w:hAnsi="Times New Roman" w:cs="Times New Roman"/>
+          <w:sz w:val="24"/>
+          <w:szCs w:val="24"/>
+        </w:rPr>
+        <w:t xml:space="preserve">wget </w:t>
       </w:r>
       <w:hyperlink r:id="rId22" w:history="1">
         <w:r>
@@ -2535,41 +1995,13 @@
           <w:szCs w:val="24"/>
         </w:rPr>
       </w:pPr>
-      <w:proofErr w:type="spellStart"/>
-      <w:r>
-        <w:rPr>
-          <w:rFonts w:ascii="Times New Roman" w:hAnsi="Times New Roman" w:cs="Times New Roman"/>
-          <w:sz w:val="24"/>
-          <w:szCs w:val="24"/>
-        </w:rPr>
-        <w:t>sudo</w:t>
-      </w:r>
-      <w:proofErr w:type="spellEnd"/>
-      <w:r>
-        <w:rPr>
-          <w:rFonts w:ascii="Times New Roman" w:hAnsi="Times New Roman" w:cs="Times New Roman"/>
-          <w:sz w:val="24"/>
-          <w:szCs w:val="24"/>
-        </w:rPr>
-        <w:t xml:space="preserve"> </w:t>
-      </w:r>
-      <w:proofErr w:type="spellStart"/>
-      <w:r>
-        <w:rPr>
-          <w:rFonts w:ascii="Times New Roman" w:hAnsi="Times New Roman" w:cs="Times New Roman"/>
-          <w:sz w:val="24"/>
-          <w:szCs w:val="24"/>
-        </w:rPr>
-        <w:t>dnf</w:t>
-      </w:r>
-      <w:proofErr w:type="spellEnd"/>
-      <w:r>
-        <w:rPr>
-          <w:rFonts w:ascii="Times New Roman" w:hAnsi="Times New Roman" w:cs="Times New Roman"/>
-          <w:sz w:val="24"/>
-          <w:szCs w:val="24"/>
-        </w:rPr>
-        <w:t xml:space="preserve"> install mysql80-community-release-el9-1.noarch.rpm</w:t>
+      <w:r>
+        <w:rPr>
+          <w:rFonts w:ascii="Times New Roman" w:hAnsi="Times New Roman" w:cs="Times New Roman"/>
+          <w:sz w:val="24"/>
+          <w:szCs w:val="24"/>
+        </w:rPr>
+        <w:t>sudo dnf install mysql80-community-release-el9-1.noarch.rpm</w:t>
       </w:r>
     </w:p>
     <w:p>
@@ -2632,23 +2064,13 @@
           <w:szCs w:val="24"/>
         </w:rPr>
       </w:pPr>
-      <w:proofErr w:type="spellStart"/>
-      <w:r>
-        <w:rPr>
-          <w:rFonts w:ascii="Times New Roman" w:hAnsi="Times New Roman" w:cs="Times New Roman"/>
-          <w:sz w:val="24"/>
-          <w:szCs w:val="24"/>
-        </w:rPr>
-        <w:t>sudo</w:t>
-      </w:r>
-      <w:proofErr w:type="spellEnd"/>
-      <w:r>
-        <w:rPr>
-          <w:rFonts w:ascii="Times New Roman" w:hAnsi="Times New Roman" w:cs="Times New Roman"/>
-          <w:sz w:val="24"/>
-          <w:szCs w:val="24"/>
-        </w:rPr>
-        <w:t xml:space="preserve"> rpm --import </w:t>
+      <w:r>
+        <w:rPr>
+          <w:rFonts w:ascii="Times New Roman" w:hAnsi="Times New Roman" w:cs="Times New Roman"/>
+          <w:sz w:val="24"/>
+          <w:szCs w:val="24"/>
+        </w:rPr>
+        <w:t xml:space="preserve">sudo rpm --import </w:t>
       </w:r>
       <w:hyperlink r:id="rId25" w:history="1">
         <w:r>
@@ -2670,288 +2092,82 @@
           <w:szCs w:val="24"/>
         </w:rPr>
       </w:pPr>
-      <w:proofErr w:type="spellStart"/>
-      <w:r>
-        <w:rPr>
-          <w:rFonts w:ascii="Times New Roman" w:hAnsi="Times New Roman" w:cs="Times New Roman"/>
-          <w:sz w:val="24"/>
-          <w:szCs w:val="24"/>
-        </w:rPr>
-        <w:t>sudo</w:t>
-      </w:r>
-      <w:proofErr w:type="spellEnd"/>
-      <w:r>
-        <w:rPr>
-          <w:rFonts w:ascii="Times New Roman" w:hAnsi="Times New Roman" w:cs="Times New Roman"/>
-          <w:sz w:val="24"/>
-          <w:szCs w:val="24"/>
-        </w:rPr>
-        <w:t xml:space="preserve"> </w:t>
-      </w:r>
-      <w:proofErr w:type="spellStart"/>
-      <w:r>
-        <w:rPr>
-          <w:rFonts w:ascii="Times New Roman" w:hAnsi="Times New Roman" w:cs="Times New Roman"/>
-          <w:sz w:val="24"/>
-          <w:szCs w:val="24"/>
-        </w:rPr>
-        <w:t>dnf</w:t>
-      </w:r>
-      <w:proofErr w:type="spellEnd"/>
-      <w:r>
-        <w:rPr>
-          <w:rFonts w:ascii="Times New Roman" w:hAnsi="Times New Roman" w:cs="Times New Roman"/>
-          <w:sz w:val="24"/>
-          <w:szCs w:val="24"/>
-        </w:rPr>
-        <w:t xml:space="preserve"> clean all</w:t>
-      </w:r>
-    </w:p>
-    <w:p>
-      <w:pPr>
-        <w:rPr>
-          <w:rFonts w:ascii="Times New Roman" w:hAnsi="Times New Roman" w:cs="Times New Roman"/>
-          <w:sz w:val="24"/>
-          <w:szCs w:val="24"/>
-        </w:rPr>
-      </w:pPr>
-      <w:proofErr w:type="spellStart"/>
-      <w:r>
-        <w:rPr>
-          <w:rFonts w:ascii="Times New Roman" w:hAnsi="Times New Roman" w:cs="Times New Roman"/>
-          <w:sz w:val="24"/>
-          <w:szCs w:val="24"/>
-        </w:rPr>
-        <w:t>sudo</w:t>
-      </w:r>
-      <w:proofErr w:type="spellEnd"/>
-      <w:r>
-        <w:rPr>
-          <w:rFonts w:ascii="Times New Roman" w:hAnsi="Times New Roman" w:cs="Times New Roman"/>
-          <w:sz w:val="24"/>
-          <w:szCs w:val="24"/>
-        </w:rPr>
-        <w:t xml:space="preserve"> </w:t>
-      </w:r>
-      <w:proofErr w:type="spellStart"/>
-      <w:r>
-        <w:rPr>
-          <w:rFonts w:ascii="Times New Roman" w:hAnsi="Times New Roman" w:cs="Times New Roman"/>
-          <w:sz w:val="24"/>
-          <w:szCs w:val="24"/>
-        </w:rPr>
-        <w:t>dnf</w:t>
-      </w:r>
-      <w:proofErr w:type="spellEnd"/>
-      <w:r>
-        <w:rPr>
-          <w:rFonts w:ascii="Times New Roman" w:hAnsi="Times New Roman" w:cs="Times New Roman"/>
-          <w:sz w:val="24"/>
-          <w:szCs w:val="24"/>
-        </w:rPr>
-        <w:t xml:space="preserve"> </w:t>
-      </w:r>
-      <w:proofErr w:type="spellStart"/>
-      <w:r>
-        <w:rPr>
-          <w:rFonts w:ascii="Times New Roman" w:hAnsi="Times New Roman" w:cs="Times New Roman"/>
-          <w:sz w:val="24"/>
-          <w:szCs w:val="24"/>
-        </w:rPr>
-        <w:t>makecache</w:t>
-      </w:r>
-      <w:proofErr w:type="spellEnd"/>
-    </w:p>
-    <w:p>
-      <w:pPr>
-        <w:rPr>
-          <w:rFonts w:ascii="Times New Roman" w:hAnsi="Times New Roman" w:cs="Times New Roman"/>
-          <w:sz w:val="24"/>
-          <w:szCs w:val="24"/>
-        </w:rPr>
-      </w:pPr>
-      <w:proofErr w:type="spellStart"/>
-      <w:r>
-        <w:rPr>
-          <w:rFonts w:ascii="Times New Roman" w:hAnsi="Times New Roman" w:cs="Times New Roman"/>
-          <w:sz w:val="24"/>
-          <w:szCs w:val="24"/>
-        </w:rPr>
-        <w:t>sudo</w:t>
-      </w:r>
-      <w:proofErr w:type="spellEnd"/>
-      <w:r>
-        <w:rPr>
-          <w:rFonts w:ascii="Times New Roman" w:hAnsi="Times New Roman" w:cs="Times New Roman"/>
-          <w:sz w:val="24"/>
-          <w:szCs w:val="24"/>
-        </w:rPr>
-        <w:t xml:space="preserve"> </w:t>
-      </w:r>
-      <w:proofErr w:type="spellStart"/>
-      <w:r>
-        <w:rPr>
-          <w:rFonts w:ascii="Times New Roman" w:hAnsi="Times New Roman" w:cs="Times New Roman"/>
-          <w:sz w:val="24"/>
-          <w:szCs w:val="24"/>
-        </w:rPr>
-        <w:t>dnf</w:t>
-      </w:r>
-      <w:proofErr w:type="spellEnd"/>
-      <w:r>
-        <w:rPr>
-          <w:rFonts w:ascii="Times New Roman" w:hAnsi="Times New Roman" w:cs="Times New Roman"/>
-          <w:sz w:val="24"/>
-          <w:szCs w:val="24"/>
-        </w:rPr>
-        <w:t xml:space="preserve"> install </w:t>
-      </w:r>
-      <w:proofErr w:type="spellStart"/>
-      <w:r>
-        <w:rPr>
-          <w:rFonts w:ascii="Times New Roman" w:hAnsi="Times New Roman" w:cs="Times New Roman"/>
-          <w:sz w:val="24"/>
-          <w:szCs w:val="24"/>
-        </w:rPr>
-        <w:t>mysql</w:t>
-      </w:r>
-      <w:proofErr w:type="spellEnd"/>
-      <w:r>
-        <w:rPr>
-          <w:rFonts w:ascii="Times New Roman" w:hAnsi="Times New Roman" w:cs="Times New Roman"/>
-          <w:sz w:val="24"/>
-          <w:szCs w:val="24"/>
-        </w:rPr>
-        <w:t xml:space="preserve">-community-server </w:t>
-      </w:r>
-      <w:proofErr w:type="spellStart"/>
-      <w:r>
-        <w:rPr>
-          <w:rFonts w:ascii="Times New Roman" w:hAnsi="Times New Roman" w:cs="Times New Roman"/>
-          <w:sz w:val="24"/>
-          <w:szCs w:val="24"/>
-        </w:rPr>
-        <w:t>mysql</w:t>
-      </w:r>
-      <w:proofErr w:type="spellEnd"/>
-      <w:r>
-        <w:rPr>
-          <w:rFonts w:ascii="Times New Roman" w:hAnsi="Times New Roman" w:cs="Times New Roman"/>
-          <w:sz w:val="24"/>
-          <w:szCs w:val="24"/>
-        </w:rPr>
-        <w:t>-community-client</w:t>
-      </w:r>
-    </w:p>
-    <w:p>
-      <w:pPr>
-        <w:rPr>
-          <w:rFonts w:ascii="Times New Roman" w:hAnsi="Times New Roman" w:cs="Times New Roman"/>
-          <w:sz w:val="24"/>
-          <w:szCs w:val="24"/>
-        </w:rPr>
-      </w:pPr>
-      <w:proofErr w:type="spellStart"/>
-      <w:r>
-        <w:rPr>
-          <w:rFonts w:ascii="Times New Roman" w:hAnsi="Times New Roman" w:cs="Times New Roman"/>
-          <w:sz w:val="24"/>
-          <w:szCs w:val="24"/>
-        </w:rPr>
-        <w:t>sudo</w:t>
-      </w:r>
-      <w:proofErr w:type="spellEnd"/>
-      <w:r>
-        <w:rPr>
-          <w:rFonts w:ascii="Times New Roman" w:hAnsi="Times New Roman" w:cs="Times New Roman"/>
-          <w:sz w:val="24"/>
-          <w:szCs w:val="24"/>
-        </w:rPr>
-        <w:t xml:space="preserve"> </w:t>
-      </w:r>
-      <w:proofErr w:type="spellStart"/>
-      <w:r>
-        <w:rPr>
-          <w:rFonts w:ascii="Times New Roman" w:hAnsi="Times New Roman" w:cs="Times New Roman"/>
-          <w:sz w:val="24"/>
-          <w:szCs w:val="24"/>
-        </w:rPr>
-        <w:t>systemctl</w:t>
-      </w:r>
-      <w:proofErr w:type="spellEnd"/>
-      <w:r>
-        <w:rPr>
-          <w:rFonts w:ascii="Times New Roman" w:hAnsi="Times New Roman" w:cs="Times New Roman"/>
-          <w:sz w:val="24"/>
-          <w:szCs w:val="24"/>
-        </w:rPr>
-        <w:t xml:space="preserve"> enable --now </w:t>
-      </w:r>
-      <w:proofErr w:type="spellStart"/>
-      <w:r>
-        <w:rPr>
-          <w:rFonts w:ascii="Times New Roman" w:hAnsi="Times New Roman" w:cs="Times New Roman"/>
-          <w:sz w:val="24"/>
-          <w:szCs w:val="24"/>
-        </w:rPr>
-        <w:t>mysqld</w:t>
-      </w:r>
-      <w:proofErr w:type="spellEnd"/>
-    </w:p>
-    <w:p>
-      <w:pPr>
-        <w:rPr>
-          <w:rFonts w:ascii="Times New Roman" w:hAnsi="Times New Roman" w:cs="Times New Roman"/>
-          <w:sz w:val="24"/>
-          <w:szCs w:val="24"/>
-        </w:rPr>
-      </w:pPr>
-      <w:proofErr w:type="spellStart"/>
-      <w:r>
-        <w:rPr>
-          <w:rFonts w:ascii="Times New Roman" w:hAnsi="Times New Roman" w:cs="Times New Roman"/>
-          <w:sz w:val="24"/>
-          <w:szCs w:val="24"/>
-        </w:rPr>
-        <w:t>sudo</w:t>
-      </w:r>
-      <w:proofErr w:type="spellEnd"/>
-      <w:r>
-        <w:rPr>
-          <w:rFonts w:ascii="Times New Roman" w:hAnsi="Times New Roman" w:cs="Times New Roman"/>
-          <w:sz w:val="24"/>
-          <w:szCs w:val="24"/>
-        </w:rPr>
-        <w:t xml:space="preserve"> </w:t>
-      </w:r>
-      <w:proofErr w:type="spellStart"/>
-      <w:r>
-        <w:rPr>
-          <w:rFonts w:ascii="Times New Roman" w:hAnsi="Times New Roman" w:cs="Times New Roman"/>
-          <w:sz w:val="24"/>
-          <w:szCs w:val="24"/>
-        </w:rPr>
-        <w:t>systemctl</w:t>
-      </w:r>
-      <w:proofErr w:type="spellEnd"/>
-      <w:r>
-        <w:rPr>
-          <w:rFonts w:ascii="Times New Roman" w:hAnsi="Times New Roman" w:cs="Times New Roman"/>
-          <w:sz w:val="24"/>
-          <w:szCs w:val="24"/>
-        </w:rPr>
-        <w:t xml:space="preserve"> status </w:t>
-      </w:r>
-      <w:proofErr w:type="spellStart"/>
-      <w:r>
-        <w:rPr>
-          <w:rFonts w:ascii="Times New Roman" w:hAnsi="Times New Roman" w:cs="Times New Roman"/>
-          <w:sz w:val="24"/>
-          <w:szCs w:val="24"/>
-        </w:rPr>
-        <w:t>mysqld</w:t>
-      </w:r>
-      <w:proofErr w:type="spellEnd"/>
+      <w:r>
+        <w:rPr>
+          <w:rFonts w:ascii="Times New Roman" w:hAnsi="Times New Roman" w:cs="Times New Roman"/>
+          <w:sz w:val="24"/>
+          <w:szCs w:val="24"/>
+        </w:rPr>
+        <w:t>sudo dnf clean all</w:t>
+      </w:r>
+    </w:p>
+    <w:p>
+      <w:pPr>
+        <w:rPr>
+          <w:rFonts w:ascii="Times New Roman" w:hAnsi="Times New Roman" w:cs="Times New Roman"/>
+          <w:sz w:val="24"/>
+          <w:szCs w:val="24"/>
+        </w:rPr>
+      </w:pPr>
+      <w:r>
+        <w:rPr>
+          <w:rFonts w:ascii="Times New Roman" w:hAnsi="Times New Roman" w:cs="Times New Roman"/>
+          <w:sz w:val="24"/>
+          <w:szCs w:val="24"/>
+        </w:rPr>
+        <w:t>sudo dnf makecache</w:t>
+      </w:r>
+    </w:p>
+    <w:p>
+      <w:pPr>
+        <w:rPr>
+          <w:rFonts w:ascii="Times New Roman" w:hAnsi="Times New Roman" w:cs="Times New Roman"/>
+          <w:sz w:val="24"/>
+          <w:szCs w:val="24"/>
+        </w:rPr>
+      </w:pPr>
+      <w:r>
+        <w:rPr>
+          <w:rFonts w:ascii="Times New Roman" w:hAnsi="Times New Roman" w:cs="Times New Roman"/>
+          <w:sz w:val="24"/>
+          <w:szCs w:val="24"/>
+        </w:rPr>
+        <w:t>sudo dnf install mysql-community-server mysql-community-client</w:t>
+      </w:r>
+    </w:p>
+    <w:p>
+      <w:pPr>
+        <w:rPr>
+          <w:rFonts w:ascii="Times New Roman" w:hAnsi="Times New Roman" w:cs="Times New Roman"/>
+          <w:sz w:val="24"/>
+          <w:szCs w:val="24"/>
+        </w:rPr>
+      </w:pPr>
+      <w:r>
+        <w:rPr>
+          <w:rFonts w:ascii="Times New Roman" w:hAnsi="Times New Roman" w:cs="Times New Roman"/>
+          <w:sz w:val="24"/>
+          <w:szCs w:val="24"/>
+        </w:rPr>
+        <w:t>sudo systemctl enable --now mysqld</w:t>
+      </w:r>
+    </w:p>
+    <w:p>
+      <w:pPr>
+        <w:rPr>
+          <w:rFonts w:ascii="Times New Roman" w:hAnsi="Times New Roman" w:cs="Times New Roman"/>
+          <w:sz w:val="24"/>
+          <w:szCs w:val="24"/>
+        </w:rPr>
+      </w:pPr>
+      <w:r>
+        <w:rPr>
+          <w:rFonts w:ascii="Times New Roman" w:hAnsi="Times New Roman" w:cs="Times New Roman"/>
+          <w:sz w:val="24"/>
+          <w:szCs w:val="24"/>
+        </w:rPr>
+        <w:t>sudo systemctl status mysqld</w:t>
+      </w:r>
     </w:p>
     <w:p>
       <w:pPr>
@@ -3037,43 +2253,7 @@
           <w:sz w:val="24"/>
           <w:szCs w:val="24"/>
         </w:rPr>
-        <w:t xml:space="preserve">Login to </w:t>
-      </w:r>
-      <w:proofErr w:type="spellStart"/>
-      <w:r>
-        <w:rPr>
-          <w:rFonts w:ascii="Times New Roman" w:hAnsi="Times New Roman" w:cs="Times New Roman"/>
-          <w:sz w:val="24"/>
-          <w:szCs w:val="24"/>
-        </w:rPr>
-        <w:t>mysql</w:t>
-      </w:r>
-      <w:proofErr w:type="spellEnd"/>
-      <w:r>
-        <w:rPr>
-          <w:rFonts w:ascii="Times New Roman" w:hAnsi="Times New Roman" w:cs="Times New Roman"/>
-          <w:sz w:val="24"/>
-          <w:szCs w:val="24"/>
-        </w:rPr>
-        <w:t xml:space="preserve"> : </w:t>
-      </w:r>
-      <w:proofErr w:type="spellStart"/>
-      <w:r>
-        <w:rPr>
-          <w:rFonts w:ascii="Times New Roman" w:hAnsi="Times New Roman" w:cs="Times New Roman"/>
-          <w:sz w:val="24"/>
-          <w:szCs w:val="24"/>
-        </w:rPr>
-        <w:t>mysql</w:t>
-      </w:r>
-      <w:proofErr w:type="spellEnd"/>
-      <w:r>
-        <w:rPr>
-          <w:rFonts w:ascii="Times New Roman" w:hAnsi="Times New Roman" w:cs="Times New Roman"/>
-          <w:sz w:val="24"/>
-          <w:szCs w:val="24"/>
-        </w:rPr>
-        <w:t xml:space="preserve"> -u root -p : enter the password that will  be shown</w:t>
+        <w:t>Login to mysql : mysql -u root -p : enter the password that will  be shown</w:t>
       </w:r>
     </w:p>
     <w:p>
@@ -3232,25 +2412,7 @@
           <w:sz w:val="24"/>
           <w:szCs w:val="24"/>
         </w:rPr>
-        <w:t xml:space="preserve"> ALTER USER ‘</w:t>
-      </w:r>
-      <w:proofErr w:type="spellStart"/>
-      <w:r>
-        <w:rPr>
-          <w:rFonts w:ascii="Times New Roman" w:hAnsi="Times New Roman" w:cs="Times New Roman"/>
-          <w:sz w:val="24"/>
-          <w:szCs w:val="24"/>
-        </w:rPr>
-        <w:t>root’@’localhost</w:t>
-      </w:r>
-      <w:proofErr w:type="spellEnd"/>
-      <w:r>
-        <w:rPr>
-          <w:rFonts w:ascii="Times New Roman" w:hAnsi="Times New Roman" w:cs="Times New Roman"/>
-          <w:sz w:val="24"/>
-          <w:szCs w:val="24"/>
-        </w:rPr>
-        <w:t>’ IDENTIFIED BY ‘Admin@123’;</w:t>
+        <w:t xml:space="preserve"> ALTER USER ‘root’@’localhost’ IDENTIFIED BY ‘Admin@123’;</w:t>
       </w:r>
     </w:p>
     <w:p>
@@ -3564,25 +2726,7 @@
           <w:sz w:val="24"/>
           <w:szCs w:val="24"/>
         </w:rPr>
-        <w:t xml:space="preserve">CREATE USER </w:t>
-      </w:r>
-      <w:proofErr w:type="spellStart"/>
-      <w:r>
-        <w:rPr>
-          <w:rFonts w:ascii="Times New Roman" w:hAnsi="Times New Roman" w:cs="Times New Roman"/>
-          <w:sz w:val="24"/>
-          <w:szCs w:val="24"/>
-        </w:rPr>
-        <w:t>sonar@localhost</w:t>
-      </w:r>
-      <w:proofErr w:type="spellEnd"/>
-      <w:r>
-        <w:rPr>
-          <w:rFonts w:ascii="Times New Roman" w:hAnsi="Times New Roman" w:cs="Times New Roman"/>
-          <w:sz w:val="24"/>
-          <w:szCs w:val="24"/>
-        </w:rPr>
-        <w:t xml:space="preserve"> IDENTIFIED BY 'Sonar@123';</w:t>
+        <w:t>CREATE USER sonar@localhost IDENTIFIED BY 'Sonar@123';</w:t>
       </w:r>
     </w:p>
     <w:p>
@@ -3641,25 +2785,7 @@
           <w:sz w:val="24"/>
           <w:szCs w:val="24"/>
         </w:rPr>
-        <w:t xml:space="preserve">GRANT ALL ON sonar.* TO </w:t>
-      </w:r>
-      <w:proofErr w:type="spellStart"/>
-      <w:r>
-        <w:rPr>
-          <w:rFonts w:ascii="Times New Roman" w:hAnsi="Times New Roman" w:cs="Times New Roman"/>
-          <w:sz w:val="24"/>
-          <w:szCs w:val="24"/>
-        </w:rPr>
-        <w:t>sonar@localhost</w:t>
-      </w:r>
-      <w:proofErr w:type="spellEnd"/>
-      <w:r>
-        <w:rPr>
-          <w:rFonts w:ascii="Times New Roman" w:hAnsi="Times New Roman" w:cs="Times New Roman"/>
-          <w:sz w:val="24"/>
-          <w:szCs w:val="24"/>
-        </w:rPr>
-        <w:t>;</w:t>
+        <w:t>GRANT ALL ON sonar.* TO sonar@localhost;</w:t>
       </w:r>
     </w:p>
     <w:p>
@@ -3754,25 +2880,7 @@
           <w:sz w:val="24"/>
           <w:szCs w:val="24"/>
         </w:rPr>
-        <w:t xml:space="preserve">SELECT User FROM </w:t>
-      </w:r>
-      <w:proofErr w:type="spellStart"/>
-      <w:r>
-        <w:rPr>
-          <w:rFonts w:ascii="Times New Roman" w:hAnsi="Times New Roman" w:cs="Times New Roman"/>
-          <w:sz w:val="24"/>
-          <w:szCs w:val="24"/>
-        </w:rPr>
-        <w:t>mysql.user</w:t>
-      </w:r>
-      <w:proofErr w:type="spellEnd"/>
-      <w:r>
-        <w:rPr>
-          <w:rFonts w:ascii="Times New Roman" w:hAnsi="Times New Roman" w:cs="Times New Roman"/>
-          <w:sz w:val="24"/>
-          <w:szCs w:val="24"/>
-        </w:rPr>
-        <w:t>;</w:t>
+        <w:t>SELECT User FROM mysql.user;</w:t>
       </w:r>
     </w:p>
     <w:p>
@@ -3883,6 +2991,23 @@
       <w:pPr>
         <w:rPr>
           <w:rFonts w:ascii="Times New Roman" w:hAnsi="Times New Roman" w:cs="Times New Roman"/>
+          <w:sz w:val="24"/>
+          <w:szCs w:val="24"/>
+        </w:rPr>
+      </w:pPr>
+      <w:r>
+        <w:rPr>
+          <w:rFonts w:ascii="Times New Roman" w:hAnsi="Times New Roman" w:cs="Times New Roman"/>
+          <w:sz w:val="24"/>
+          <w:szCs w:val="24"/>
+        </w:rPr>
+        <w:t>SONARQUBE DID NOT WORK WITH TRADITIONAL METHOD</w:t>
+      </w:r>
+    </w:p>
+    <w:p>
+      <w:pPr>
+        <w:rPr>
+          <w:rFonts w:ascii="Times New Roman" w:hAnsi="Times New Roman" w:cs="Times New Roman"/>
           <w:b/>
           <w:bCs/>
           <w:sz w:val="24"/>
@@ -3899,21 +3024,23 @@
           <w:szCs w:val="24"/>
           <w:u w:val="single"/>
         </w:rPr>
-        <w:t>FOR SONARQUBE</w:t>
-      </w:r>
-    </w:p>
-    <w:p>
-      <w:pPr>
-        <w:ind w:left="720"/>
+        <w:t xml:space="preserve">USING DOCKER FOR </w:t>
+      </w:r>
+      <w:r>
         <w:rPr>
           <w:rFonts w:ascii="Times New Roman" w:hAnsi="Times New Roman" w:cs="Times New Roman"/>
           <w:b/>
           <w:bCs/>
           <w:sz w:val="24"/>
           <w:szCs w:val="24"/>
-        </w:rPr>
-      </w:pPr>
-      <w:r>
+          <w:u w:val="single"/>
+        </w:rPr>
+        <w:t>SONARQUBE</w:t>
+      </w:r>
+    </w:p>
+    <w:p>
+      <w:pPr>
+        <w:ind w:left="720"/>
         <w:rPr>
           <w:rFonts w:ascii="Times New Roman" w:hAnsi="Times New Roman" w:cs="Times New Roman"/>
           <w:b/>
@@ -3921,12 +3048,8 @@
           <w:sz w:val="24"/>
           <w:szCs w:val="24"/>
         </w:rPr>
-        <w:t xml:space="preserve">Yum install docker </w:t>
-      </w:r>
-    </w:p>
-    <w:p>
-      <w:pPr>
-        <w:ind w:left="720"/>
+      </w:pPr>
+      <w:r>
         <w:rPr>
           <w:rFonts w:ascii="Times New Roman" w:hAnsi="Times New Roman" w:cs="Times New Roman"/>
           <w:b/>
@@ -3934,9 +3057,12 @@
           <w:sz w:val="24"/>
           <w:szCs w:val="24"/>
         </w:rPr>
-      </w:pPr>
-      <w:proofErr w:type="spellStart"/>
-      <w:r>
+        <w:t xml:space="preserve">Yum install docker </w:t>
+      </w:r>
+    </w:p>
+    <w:p>
+      <w:pPr>
+        <w:ind w:left="720"/>
         <w:rPr>
           <w:rFonts w:ascii="Times New Roman" w:hAnsi="Times New Roman" w:cs="Times New Roman"/>
           <w:b/>
@@ -3944,9 +3070,7 @@
           <w:sz w:val="24"/>
           <w:szCs w:val="24"/>
         </w:rPr>
-        <w:t>Systemctl</w:t>
-      </w:r>
-      <w:proofErr w:type="spellEnd"/>
+      </w:pPr>
       <w:r>
         <w:rPr>
           <w:rFonts w:ascii="Times New Roman" w:hAnsi="Times New Roman" w:cs="Times New Roman"/>
@@ -3955,7 +3079,7 @@
           <w:sz w:val="24"/>
           <w:szCs w:val="24"/>
         </w:rPr>
-        <w:t xml:space="preserve"> start docker</w:t>
+        <w:t>Systemctl start docker</w:t>
       </w:r>
     </w:p>
     <w:p>
@@ -3975,9 +3099,8 @@
           <w:sz w:val="24"/>
           <w:szCs w:val="24"/>
         </w:rPr>
-        <w:t xml:space="preserve">docker pull </w:t>
-      </w:r>
-      <w:proofErr w:type="spellStart"/>
+        <w:t>docker pull sonarqube:</w:t>
+      </w:r>
       <w:r>
         <w:rPr>
           <w:rFonts w:ascii="Times New Roman" w:hAnsi="Times New Roman" w:cs="Times New Roman"/>
@@ -3986,9 +3109,8 @@
           <w:sz w:val="24"/>
           <w:szCs w:val="24"/>
         </w:rPr>
-        <w:t>sonarqube:latest</w:t>
-      </w:r>
-      <w:proofErr w:type="spellEnd"/>
+        <w:t>10.3-community</w:t>
+      </w:r>
     </w:p>
     <w:p>
       <w:pPr>
@@ -4060,10 +3182,11 @@
           <w:sz w:val="24"/>
           <w:szCs w:val="24"/>
         </w:rPr>
-        <w:t xml:space="preserve">Start the </w:t>
-      </w:r>
-      <w:proofErr w:type="spellStart"/>
-      <w:r>
+        <w:t xml:space="preserve">Start the sonarqube: </w:t>
+      </w:r>
+    </w:p>
+    <w:p>
+      <w:pPr>
         <w:rPr>
           <w:rFonts w:ascii="Times New Roman" w:hAnsi="Times New Roman" w:cs="Times New Roman"/>
           <w:b/>
@@ -4071,9 +3194,7 @@
           <w:sz w:val="24"/>
           <w:szCs w:val="24"/>
         </w:rPr>
-        <w:t>sonarqube</w:t>
-      </w:r>
-      <w:proofErr w:type="spellEnd"/>
+      </w:pPr>
       <w:r>
         <w:rPr>
           <w:rFonts w:ascii="Times New Roman" w:hAnsi="Times New Roman" w:cs="Times New Roman"/>
@@ -4082,11 +3203,9 @@
           <w:sz w:val="24"/>
           <w:szCs w:val="24"/>
         </w:rPr>
-        <w:t xml:space="preserve">: </w:t>
-      </w:r>
-    </w:p>
-    <w:p>
-      <w:pPr>
+        <w:t xml:space="preserve">docker run </w:t>
+      </w:r>
+      <w:r>
         <w:rPr>
           <w:rFonts w:ascii="Times New Roman" w:hAnsi="Times New Roman" w:cs="Times New Roman"/>
           <w:b/>
@@ -4094,8 +3213,11 @@
           <w:sz w:val="24"/>
           <w:szCs w:val="24"/>
         </w:rPr>
-      </w:pPr>
-      <w:r>
+        <w:t>sonarqube</w:t>
+      </w:r>
+    </w:p>
+    <w:p>
+      <w:pPr>
         <w:rPr>
           <w:rFonts w:ascii="Times New Roman" w:hAnsi="Times New Roman" w:cs="Times New Roman"/>
           <w:b/>
@@ -4103,9 +3225,7 @@
           <w:sz w:val="24"/>
           <w:szCs w:val="24"/>
         </w:rPr>
-        <w:t xml:space="preserve">docker run -d --name </w:t>
-      </w:r>
-      <w:proofErr w:type="spellStart"/>
+      </w:pPr>
       <w:r>
         <w:rPr>
           <w:rFonts w:ascii="Times New Roman" w:hAnsi="Times New Roman" w:cs="Times New Roman"/>
@@ -4114,94 +3234,8 @@
           <w:sz w:val="24"/>
           <w:szCs w:val="24"/>
         </w:rPr>
-        <w:t>sonarqube</w:t>
-      </w:r>
-      <w:proofErr w:type="spellEnd"/>
-      <w:r>
-        <w:rPr>
-          <w:rFonts w:ascii="Times New Roman" w:hAnsi="Times New Roman" w:cs="Times New Roman"/>
-          <w:b/>
-          <w:bCs/>
-          <w:sz w:val="24"/>
-          <w:szCs w:val="24"/>
-        </w:rPr>
-        <w:t xml:space="preserve"> \</w:t>
-      </w:r>
-    </w:p>
-    <w:p>
-      <w:pPr>
-        <w:rPr>
-          <w:rFonts w:ascii="Times New Roman" w:hAnsi="Times New Roman" w:cs="Times New Roman"/>
-          <w:b/>
-          <w:bCs/>
-          <w:sz w:val="24"/>
-          <w:szCs w:val="24"/>
-        </w:rPr>
-      </w:pPr>
-      <w:r>
-        <w:rPr>
-          <w:rFonts w:ascii="Times New Roman" w:hAnsi="Times New Roman" w:cs="Times New Roman"/>
-          <w:b/>
-          <w:bCs/>
-          <w:sz w:val="24"/>
-          <w:szCs w:val="24"/>
-        </w:rPr>
-        <w:t xml:space="preserve">  -p 9000:9000 \</w:t>
-      </w:r>
-    </w:p>
-    <w:p>
-      <w:pPr>
-        <w:rPr>
-          <w:rFonts w:ascii="Times New Roman" w:hAnsi="Times New Roman" w:cs="Times New Roman"/>
-          <w:b/>
-          <w:bCs/>
-          <w:sz w:val="24"/>
-          <w:szCs w:val="24"/>
-        </w:rPr>
-      </w:pPr>
-      <w:r>
-        <w:rPr>
-          <w:rFonts w:ascii="Times New Roman" w:hAnsi="Times New Roman" w:cs="Times New Roman"/>
-          <w:b/>
-          <w:bCs/>
-          <w:sz w:val="24"/>
-          <w:szCs w:val="24"/>
-        </w:rPr>
-        <w:t xml:space="preserve">  -e SONAR_ES_BOOTSTRAP_CHECKS_DISABLE=true \</w:t>
-      </w:r>
-    </w:p>
-    <w:p>
-      <w:pPr>
-        <w:rPr>
-          <w:rFonts w:ascii="Times New Roman" w:hAnsi="Times New Roman" w:cs="Times New Roman"/>
-          <w:b/>
-          <w:bCs/>
-          <w:sz w:val="24"/>
-          <w:szCs w:val="24"/>
-        </w:rPr>
-      </w:pPr>
-      <w:r>
-        <w:rPr>
-          <w:rFonts w:ascii="Times New Roman" w:hAnsi="Times New Roman" w:cs="Times New Roman"/>
-          <w:b/>
-          <w:bCs/>
-          <w:sz w:val="24"/>
-          <w:szCs w:val="24"/>
-        </w:rPr>
-        <w:t xml:space="preserve">  </w:t>
-      </w:r>
-      <w:proofErr w:type="spellStart"/>
-      <w:r>
-        <w:rPr>
-          <w:rFonts w:ascii="Times New Roman" w:hAnsi="Times New Roman" w:cs="Times New Roman"/>
-          <w:b/>
-          <w:bCs/>
-          <w:sz w:val="24"/>
-          <w:szCs w:val="24"/>
-        </w:rPr>
-        <w:t>sonarqube:latest</w:t>
-      </w:r>
-      <w:proofErr w:type="spellEnd"/>
+        <w:t>docker run -itd -p 9000:900 sonarqube:10.3-community</w:t>
+      </w:r>
     </w:p>
     <w:p>
       <w:pPr>
@@ -4424,45 +3458,15 @@
           <w:szCs w:val="24"/>
         </w:rPr>
       </w:pPr>
-      <w:proofErr w:type="spellStart"/>
-      <w:r>
-        <w:rPr>
-          <w:rFonts w:ascii="Times New Roman" w:hAnsi="Times New Roman" w:cs="Times New Roman"/>
-          <w:sz w:val="24"/>
-          <w:szCs w:val="24"/>
-        </w:rPr>
-        <w:t>wget</w:t>
-      </w:r>
-      <w:proofErr w:type="spellEnd"/>
-      <w:r>
-        <w:rPr>
-          <w:rFonts w:ascii="Times New Roman" w:hAnsi="Times New Roman" w:cs="Times New Roman"/>
-          <w:sz w:val="24"/>
-          <w:szCs w:val="24"/>
-        </w:rPr>
-        <w:t xml:space="preserve"> https://binaries.sonarsource.com/Distribution/sonar-scanner-cli/sonar-scanner-cli-4.6.2.2472-linux.zip</w:t>
-      </w:r>
-    </w:p>
-    <w:p>
-      <w:pPr>
-        <w:rPr>
-          <w:rFonts w:ascii="Times New Roman" w:hAnsi="Times New Roman" w:cs="Times New Roman"/>
-          <w:sz w:val="24"/>
-          <w:szCs w:val="24"/>
-        </w:rPr>
-      </w:pPr>
-      <w:r>
-        <w:rPr>
-          <w:rFonts w:ascii="Times New Roman" w:hAnsi="Times New Roman" w:cs="Times New Roman"/>
+      <w:r>
+        <w:rPr>
           <w:noProof/>
-          <w:sz w:val="24"/>
-          <w:szCs w:val="24"/>
         </w:rPr>
         <w:drawing>
-          <wp:inline distT="0" distB="0" distL="0" distR="0" wp14:anchorId="5293CFDF" wp14:editId="76E89DD9">
-            <wp:extent cx="5502910" cy="1909445"/>
-            <wp:effectExtent l="0" t="0" r="2540" b="0"/>
-            <wp:docPr id="328054593" name="Picture 1"/>
+          <wp:inline distT="0" distB="0" distL="0" distR="0" wp14:anchorId="046187B1" wp14:editId="0C19A752">
+            <wp:extent cx="5502910" cy="2757805"/>
+            <wp:effectExtent l="0" t="0" r="2540" b="4445"/>
+            <wp:docPr id="1812460341" name="Picture 2"/>
             <wp:cNvGraphicFramePr>
               <a:graphicFrameLocks xmlns:a="http://schemas.openxmlformats.org/drawingml/2006/main" noChangeAspect="1"/>
             </wp:cNvGraphicFramePr>
@@ -4470,11 +3474,76 @@
               <a:graphicData uri="http://schemas.openxmlformats.org/drawingml/2006/picture">
                 <pic:pic xmlns:pic="http://schemas.openxmlformats.org/drawingml/2006/picture">
                   <pic:nvPicPr>
-                    <pic:cNvPr id="328054593" name=""/>
+                    <pic:cNvPr id="0" name="Picture 2"/>
+                    <pic:cNvPicPr>
+                      <a:picLocks noChangeAspect="1" noChangeArrowheads="1"/>
+                    </pic:cNvPicPr>
+                  </pic:nvPicPr>
+                  <pic:blipFill>
+                    <a:blip r:embed="rId40" cstate="print">
+                      <a:extLst>
+                        <a:ext uri="{28A0092B-C50C-407E-A947-70E740481C1C}">
+                          <a14:useLocalDpi xmlns:a14="http://schemas.microsoft.com/office/drawing/2010/main" val="0"/>
+                        </a:ext>
+                      </a:extLst>
+                    </a:blip>
+                    <a:srcRect/>
+                    <a:stretch>
+                      <a:fillRect/>
+                    </a:stretch>
+                  </pic:blipFill>
+                  <pic:spPr bwMode="auto">
+                    <a:xfrm>
+                      <a:off x="0" y="0"/>
+                      <a:ext cx="5502910" cy="2757805"/>
+                    </a:xfrm>
+                    <a:prstGeom prst="rect">
+                      <a:avLst/>
+                    </a:prstGeom>
+                    <a:noFill/>
+                    <a:ln>
+                      <a:noFill/>
+                    </a:ln>
+                  </pic:spPr>
+                </pic:pic>
+              </a:graphicData>
+            </a:graphic>
+          </wp:inline>
+        </w:drawing>
+      </w:r>
+    </w:p>
+    <w:p>
+      <w:pPr>
+        <w:rPr>
+          <w:rFonts w:ascii="Times New Roman" w:hAnsi="Times New Roman" w:cs="Times New Roman"/>
+          <w:sz w:val="24"/>
+          <w:szCs w:val="24"/>
+        </w:rPr>
+      </w:pPr>
+      <w:r>
+        <w:rPr>
+          <w:rFonts w:ascii="Times New Roman" w:hAnsi="Times New Roman" w:cs="Times New Roman"/>
+          <w:sz w:val="24"/>
+          <w:szCs w:val="24"/>
+        </w:rPr>
+        <w:lastRenderedPageBreak/>
+        <w:drawing>
+          <wp:inline distT="0" distB="0" distL="0" distR="0" wp14:anchorId="3FAFE31D" wp14:editId="259DA9AC">
+            <wp:extent cx="5502910" cy="1749425"/>
+            <wp:effectExtent l="0" t="0" r="2540" b="3175"/>
+            <wp:docPr id="1412212598" name="Picture 1"/>
+            <wp:cNvGraphicFramePr>
+              <a:graphicFrameLocks xmlns:a="http://schemas.openxmlformats.org/drawingml/2006/main" noChangeAspect="1"/>
+            </wp:cNvGraphicFramePr>
+            <a:graphic xmlns:a="http://schemas.openxmlformats.org/drawingml/2006/main">
+              <a:graphicData uri="http://schemas.openxmlformats.org/drawingml/2006/picture">
+                <pic:pic xmlns:pic="http://schemas.openxmlformats.org/drawingml/2006/picture">
+                  <pic:nvPicPr>
+                    <pic:cNvPr id="1412212598" name=""/>
                     <pic:cNvPicPr/>
                   </pic:nvPicPr>
                   <pic:blipFill>
-                    <a:blip r:embed="rId40"/>
+                    <a:blip r:embed="rId41"/>
                     <a:stretch>
                       <a:fillRect/>
                     </a:stretch>
@@ -4482,7 +3551,7 @@
                   <pic:spPr>
                     <a:xfrm>
                       <a:off x="0" y="0"/>
-                      <a:ext cx="5502910" cy="1909445"/>
+                      <a:ext cx="5502910" cy="1749425"/>
                     </a:xfrm>
                     <a:prstGeom prst="rect">
                       <a:avLst/>
@@ -4494,6 +3563,59 @@
           </wp:inline>
         </w:drawing>
       </w:r>
+      <w:r>
+        <w:rPr>
+          <w:noProof/>
+        </w:rPr>
+        <w:drawing>
+          <wp:inline distT="0" distB="0" distL="0" distR="0" wp14:anchorId="2C9F3F15" wp14:editId="37A9E742">
+            <wp:extent cx="5502910" cy="2575560"/>
+            <wp:effectExtent l="0" t="0" r="2540" b="0"/>
+            <wp:docPr id="1588596818" name="Picture 1"/>
+            <wp:cNvGraphicFramePr>
+              <a:graphicFrameLocks xmlns:a="http://schemas.openxmlformats.org/drawingml/2006/main" noChangeAspect="1"/>
+            </wp:cNvGraphicFramePr>
+            <a:graphic xmlns:a="http://schemas.openxmlformats.org/drawingml/2006/main">
+              <a:graphicData uri="http://schemas.openxmlformats.org/drawingml/2006/picture">
+                <pic:pic xmlns:pic="http://schemas.openxmlformats.org/drawingml/2006/picture">
+                  <pic:nvPicPr>
+                    <pic:cNvPr id="0" name="Picture 1"/>
+                    <pic:cNvPicPr>
+                      <a:picLocks noChangeAspect="1" noChangeArrowheads="1"/>
+                    </pic:cNvPicPr>
+                  </pic:nvPicPr>
+                  <pic:blipFill>
+                    <a:blip r:embed="rId42" cstate="print">
+                      <a:extLst>
+                        <a:ext uri="{28A0092B-C50C-407E-A947-70E740481C1C}">
+                          <a14:useLocalDpi xmlns:a14="http://schemas.microsoft.com/office/drawing/2010/main" val="0"/>
+                        </a:ext>
+                      </a:extLst>
+                    </a:blip>
+                    <a:srcRect/>
+                    <a:stretch>
+                      <a:fillRect/>
+                    </a:stretch>
+                  </pic:blipFill>
+                  <pic:spPr bwMode="auto">
+                    <a:xfrm>
+                      <a:off x="0" y="0"/>
+                      <a:ext cx="5502910" cy="2575560"/>
+                    </a:xfrm>
+                    <a:prstGeom prst="rect">
+                      <a:avLst/>
+                    </a:prstGeom>
+                    <a:noFill/>
+                    <a:ln>
+                      <a:noFill/>
+                    </a:ln>
+                  </pic:spPr>
+                </pic:pic>
+              </a:graphicData>
+            </a:graphic>
+          </wp:inline>
+        </w:drawing>
+      </w:r>
     </w:p>
     <w:p>
       <w:pPr>
@@ -4545,13 +3667,6 @@
       </w:r>
     </w:p>
     <w:p>
-      <w:pPr>
-        <w:rPr>
-          <w:rFonts w:ascii="Times New Roman" w:hAnsi="Times New Roman" w:cs="Times New Roman"/>
-          <w:sz w:val="24"/>
-          <w:szCs w:val="24"/>
-        </w:rPr>
-      </w:pPr>
       <w:r>
         <w:rPr>
           <w:rFonts w:ascii="Times New Roman" w:hAnsi="Times New Roman" w:cs="Times New Roman"/>
@@ -4570,7 +3685,7 @@
         </w:rPr>
         <w:t>: </w:t>
       </w:r>
-      <w:hyperlink r:id="rId41" w:tgtFrame="_blank" w:history="1">
+      <w:hyperlink r:id="rId43" w:tgtFrame="_blank" w:history="1">
         <w:r>
           <w:rPr>
             <w:rStyle w:val="Hyperlink"/>
@@ -4581,6 +3696,431 @@
           <w:t>https://github.com/betawins/VProfile-1.git</w:t>
         </w:r>
       </w:hyperlink>
+    </w:p>
+    <w:p>
+      <w:r>
+        <w:t>INSTALL SLACK NOTIFICATION PLUGIN</w:t>
+      </w:r>
+    </w:p>
+    <w:p>
+      <w:r>
+        <w:drawing>
+          <wp:inline distT="0" distB="0" distL="0" distR="0" wp14:anchorId="1A72CBFE" wp14:editId="65B734D4">
+            <wp:extent cx="5502910" cy="1666875"/>
+            <wp:effectExtent l="0" t="0" r="2540" b="9525"/>
+            <wp:docPr id="1649262052" name="Picture 1"/>
+            <wp:cNvGraphicFramePr>
+              <a:graphicFrameLocks xmlns:a="http://schemas.openxmlformats.org/drawingml/2006/main" noChangeAspect="1"/>
+            </wp:cNvGraphicFramePr>
+            <a:graphic xmlns:a="http://schemas.openxmlformats.org/drawingml/2006/main">
+              <a:graphicData uri="http://schemas.openxmlformats.org/drawingml/2006/picture">
+                <pic:pic xmlns:pic="http://schemas.openxmlformats.org/drawingml/2006/picture">
+                  <pic:nvPicPr>
+                    <pic:cNvPr id="1649262052" name=""/>
+                    <pic:cNvPicPr/>
+                  </pic:nvPicPr>
+                  <pic:blipFill>
+                    <a:blip r:embed="rId44"/>
+                    <a:stretch>
+                      <a:fillRect/>
+                    </a:stretch>
+                  </pic:blipFill>
+                  <pic:spPr>
+                    <a:xfrm>
+                      <a:off x="0" y="0"/>
+                      <a:ext cx="5502910" cy="1666875"/>
+                    </a:xfrm>
+                    <a:prstGeom prst="rect">
+                      <a:avLst/>
+                    </a:prstGeom>
+                  </pic:spPr>
+                </pic:pic>
+              </a:graphicData>
+            </a:graphic>
+          </wp:inline>
+        </w:drawing>
+      </w:r>
+    </w:p>
+    <w:p/>
+    <w:p/>
+    <w:p/>
+    <w:p/>
+    <w:p/>
+    <w:p/>
+    <w:p>
+      <w:r>
+        <w:lastRenderedPageBreak/>
+        <w:t>Got to slack</w:t>
+      </w:r>
+      <w:r>
+        <w:sym w:font="Wingdings" w:char="F0E0"/>
+      </w:r>
+      <w:r>
+        <w:t>more</w:t>
+      </w:r>
+      <w:r>
+        <w:sym w:font="Wingdings" w:char="F0E0"/>
+      </w:r>
+      <w:r>
+        <w:t>apps</w:t>
+      </w:r>
+      <w:r>
+        <w:sym w:font="Wingdings" w:char="F0E0"/>
+      </w:r>
+      <w:r>
+        <w:t>jenkins</w:t>
+      </w:r>
+      <w:r>
+        <w:sym w:font="Wingdings" w:char="F0E0"/>
+      </w:r>
+      <w:r>
+        <w:t xml:space="preserve"> add Jenkins integration</w:t>
+      </w:r>
+      <w:r>
+        <w:sym w:font="Wingdings" w:char="F0E0"/>
+      </w:r>
+      <w:r>
+        <w:t>copy secret text</w:t>
+      </w:r>
+      <w:r>
+        <w:sym w:font="Wingdings" w:char="F0E0"/>
+      </w:r>
+      <w:r>
+        <w:t xml:space="preserve"> create credential and test the connection.</w:t>
+      </w:r>
+    </w:p>
+    <w:p>
+      <w:r>
+        <w:rPr>
+          <w:noProof/>
+        </w:rPr>
+        <w:drawing>
+          <wp:inline distT="0" distB="0" distL="0" distR="0" wp14:anchorId="5BD05E1B" wp14:editId="161B0BF0">
+            <wp:extent cx="5502910" cy="3649980"/>
+            <wp:effectExtent l="0" t="0" r="2540" b="7620"/>
+            <wp:docPr id="1063809172" name="Picture 7"/>
+            <wp:cNvGraphicFramePr>
+              <a:graphicFrameLocks xmlns:a="http://schemas.openxmlformats.org/drawingml/2006/main" noChangeAspect="1"/>
+            </wp:cNvGraphicFramePr>
+            <a:graphic xmlns:a="http://schemas.openxmlformats.org/drawingml/2006/main">
+              <a:graphicData uri="http://schemas.openxmlformats.org/drawingml/2006/picture">
+                <pic:pic xmlns:pic="http://schemas.openxmlformats.org/drawingml/2006/picture">
+                  <pic:nvPicPr>
+                    <pic:cNvPr id="0" name="Picture 9"/>
+                    <pic:cNvPicPr>
+                      <a:picLocks noChangeAspect="1" noChangeArrowheads="1"/>
+                    </pic:cNvPicPr>
+                  </pic:nvPicPr>
+                  <pic:blipFill>
+                    <a:blip r:embed="rId45" cstate="print">
+                      <a:extLst>
+                        <a:ext uri="{28A0092B-C50C-407E-A947-70E740481C1C}">
+                          <a14:useLocalDpi xmlns:a14="http://schemas.microsoft.com/office/drawing/2010/main" val="0"/>
+                        </a:ext>
+                      </a:extLst>
+                    </a:blip>
+                    <a:srcRect/>
+                    <a:stretch>
+                      <a:fillRect/>
+                    </a:stretch>
+                  </pic:blipFill>
+                  <pic:spPr bwMode="auto">
+                    <a:xfrm>
+                      <a:off x="0" y="0"/>
+                      <a:ext cx="5502910" cy="3649980"/>
+                    </a:xfrm>
+                    <a:prstGeom prst="rect">
+                      <a:avLst/>
+                    </a:prstGeom>
+                    <a:noFill/>
+                    <a:ln>
+                      <a:noFill/>
+                    </a:ln>
+                  </pic:spPr>
+                </pic:pic>
+              </a:graphicData>
+            </a:graphic>
+          </wp:inline>
+        </w:drawing>
+      </w:r>
+    </w:p>
+    <w:p>
+      <w:r>
+        <w:rPr>
+          <w:noProof/>
+        </w:rPr>
+        <w:lastRenderedPageBreak/>
+        <w:drawing>
+          <wp:inline distT="0" distB="0" distL="0" distR="0" wp14:anchorId="73A03809" wp14:editId="69FC7B82">
+            <wp:extent cx="5502910" cy="2609215"/>
+            <wp:effectExtent l="0" t="0" r="2540" b="635"/>
+            <wp:docPr id="1489689474" name="Picture 8"/>
+            <wp:cNvGraphicFramePr>
+              <a:graphicFrameLocks xmlns:a="http://schemas.openxmlformats.org/drawingml/2006/main" noChangeAspect="1"/>
+            </wp:cNvGraphicFramePr>
+            <a:graphic xmlns:a="http://schemas.openxmlformats.org/drawingml/2006/main">
+              <a:graphicData uri="http://schemas.openxmlformats.org/drawingml/2006/picture">
+                <pic:pic xmlns:pic="http://schemas.openxmlformats.org/drawingml/2006/picture">
+                  <pic:nvPicPr>
+                    <pic:cNvPr id="0" name="Picture 10"/>
+                    <pic:cNvPicPr>
+                      <a:picLocks noChangeAspect="1" noChangeArrowheads="1"/>
+                    </pic:cNvPicPr>
+                  </pic:nvPicPr>
+                  <pic:blipFill>
+                    <a:blip r:embed="rId46" cstate="print">
+                      <a:extLst>
+                        <a:ext uri="{28A0092B-C50C-407E-A947-70E740481C1C}">
+                          <a14:useLocalDpi xmlns:a14="http://schemas.microsoft.com/office/drawing/2010/main" val="0"/>
+                        </a:ext>
+                      </a:extLst>
+                    </a:blip>
+                    <a:srcRect/>
+                    <a:stretch>
+                      <a:fillRect/>
+                    </a:stretch>
+                  </pic:blipFill>
+                  <pic:spPr bwMode="auto">
+                    <a:xfrm>
+                      <a:off x="0" y="0"/>
+                      <a:ext cx="5502910" cy="2609215"/>
+                    </a:xfrm>
+                    <a:prstGeom prst="rect">
+                      <a:avLst/>
+                    </a:prstGeom>
+                    <a:noFill/>
+                    <a:ln>
+                      <a:noFill/>
+                    </a:ln>
+                  </pic:spPr>
+                </pic:pic>
+              </a:graphicData>
+            </a:graphic>
+          </wp:inline>
+        </w:drawing>
+      </w:r>
+      <w:r>
+        <w:rPr>
+          <w:noProof/>
+        </w:rPr>
+        <w:drawing>
+          <wp:inline distT="0" distB="0" distL="0" distR="0" wp14:anchorId="698CEDD7" wp14:editId="5740BF6C">
+            <wp:extent cx="5502910" cy="2879090"/>
+            <wp:effectExtent l="0" t="0" r="2540" b="0"/>
+            <wp:docPr id="1202059907" name="Picture 6"/>
+            <wp:cNvGraphicFramePr>
+              <a:graphicFrameLocks xmlns:a="http://schemas.openxmlformats.org/drawingml/2006/main" noChangeAspect="1"/>
+            </wp:cNvGraphicFramePr>
+            <a:graphic xmlns:a="http://schemas.openxmlformats.org/drawingml/2006/main">
+              <a:graphicData uri="http://schemas.openxmlformats.org/drawingml/2006/picture">
+                <pic:pic xmlns:pic="http://schemas.openxmlformats.org/drawingml/2006/picture">
+                  <pic:nvPicPr>
+                    <pic:cNvPr id="0" name="Picture 8"/>
+                    <pic:cNvPicPr>
+                      <a:picLocks noChangeAspect="1" noChangeArrowheads="1"/>
+                    </pic:cNvPicPr>
+                  </pic:nvPicPr>
+                  <pic:blipFill>
+                    <a:blip r:embed="rId47" cstate="print">
+                      <a:extLst>
+                        <a:ext uri="{28A0092B-C50C-407E-A947-70E740481C1C}">
+                          <a14:useLocalDpi xmlns:a14="http://schemas.microsoft.com/office/drawing/2010/main" val="0"/>
+                        </a:ext>
+                      </a:extLst>
+                    </a:blip>
+                    <a:srcRect/>
+                    <a:stretch>
+                      <a:fillRect/>
+                    </a:stretch>
+                  </pic:blipFill>
+                  <pic:spPr bwMode="auto">
+                    <a:xfrm>
+                      <a:off x="0" y="0"/>
+                      <a:ext cx="5502910" cy="2879090"/>
+                    </a:xfrm>
+                    <a:prstGeom prst="rect">
+                      <a:avLst/>
+                    </a:prstGeom>
+                    <a:noFill/>
+                    <a:ln>
+                      <a:noFill/>
+                    </a:ln>
+                  </pic:spPr>
+                </pic:pic>
+              </a:graphicData>
+            </a:graphic>
+          </wp:inline>
+        </w:drawing>
+      </w:r>
+      <w:r>
+        <w:rPr>
+          <w:noProof/>
+        </w:rPr>
+        <w:drawing>
+          <wp:inline distT="0" distB="0" distL="0" distR="0" wp14:anchorId="5E8D32A9" wp14:editId="466CCEA7">
+            <wp:extent cx="5502910" cy="1749425"/>
+            <wp:effectExtent l="0" t="0" r="2540" b="3175"/>
+            <wp:docPr id="278729065" name="Picture 5"/>
+            <wp:cNvGraphicFramePr>
+              <a:graphicFrameLocks xmlns:a="http://schemas.openxmlformats.org/drawingml/2006/main" noChangeAspect="1"/>
+            </wp:cNvGraphicFramePr>
+            <a:graphic xmlns:a="http://schemas.openxmlformats.org/drawingml/2006/main">
+              <a:graphicData uri="http://schemas.openxmlformats.org/drawingml/2006/picture">
+                <pic:pic xmlns:pic="http://schemas.openxmlformats.org/drawingml/2006/picture">
+                  <pic:nvPicPr>
+                    <pic:cNvPr id="0" name="Picture 7"/>
+                    <pic:cNvPicPr>
+                      <a:picLocks noChangeAspect="1" noChangeArrowheads="1"/>
+                    </pic:cNvPicPr>
+                  </pic:nvPicPr>
+                  <pic:blipFill>
+                    <a:blip r:embed="rId48" cstate="print">
+                      <a:extLst>
+                        <a:ext uri="{28A0092B-C50C-407E-A947-70E740481C1C}">
+                          <a14:useLocalDpi xmlns:a14="http://schemas.microsoft.com/office/drawing/2010/main" val="0"/>
+                        </a:ext>
+                      </a:extLst>
+                    </a:blip>
+                    <a:srcRect/>
+                    <a:stretch>
+                      <a:fillRect/>
+                    </a:stretch>
+                  </pic:blipFill>
+                  <pic:spPr bwMode="auto">
+                    <a:xfrm>
+                      <a:off x="0" y="0"/>
+                      <a:ext cx="5502910" cy="1749425"/>
+                    </a:xfrm>
+                    <a:prstGeom prst="rect">
+                      <a:avLst/>
+                    </a:prstGeom>
+                    <a:noFill/>
+                    <a:ln>
+                      <a:noFill/>
+                    </a:ln>
+                  </pic:spPr>
+                </pic:pic>
+              </a:graphicData>
+            </a:graphic>
+          </wp:inline>
+        </w:drawing>
+      </w:r>
+      <w:r>
+        <w:rPr>
+          <w:noProof/>
+        </w:rPr>
+        <w:lastRenderedPageBreak/>
+        <w:drawing>
+          <wp:inline distT="0" distB="0" distL="0" distR="0" wp14:anchorId="69DD6A43" wp14:editId="45576FE7">
+            <wp:extent cx="5502910" cy="1666875"/>
+            <wp:effectExtent l="0" t="0" r="2540" b="9525"/>
+            <wp:docPr id="1677085576" name="Picture 4"/>
+            <wp:cNvGraphicFramePr>
+              <a:graphicFrameLocks xmlns:a="http://schemas.openxmlformats.org/drawingml/2006/main" noChangeAspect="1"/>
+            </wp:cNvGraphicFramePr>
+            <a:graphic xmlns:a="http://schemas.openxmlformats.org/drawingml/2006/main">
+              <a:graphicData uri="http://schemas.openxmlformats.org/drawingml/2006/picture">
+                <pic:pic xmlns:pic="http://schemas.openxmlformats.org/drawingml/2006/picture">
+                  <pic:nvPicPr>
+                    <pic:cNvPr id="0" name="Picture 6"/>
+                    <pic:cNvPicPr>
+                      <a:picLocks noChangeAspect="1" noChangeArrowheads="1"/>
+                    </pic:cNvPicPr>
+                  </pic:nvPicPr>
+                  <pic:blipFill>
+                    <a:blip r:embed="rId44" cstate="print">
+                      <a:extLst>
+                        <a:ext uri="{28A0092B-C50C-407E-A947-70E740481C1C}">
+                          <a14:useLocalDpi xmlns:a14="http://schemas.microsoft.com/office/drawing/2010/main" val="0"/>
+                        </a:ext>
+                      </a:extLst>
+                    </a:blip>
+                    <a:srcRect/>
+                    <a:stretch>
+                      <a:fillRect/>
+                    </a:stretch>
+                  </pic:blipFill>
+                  <pic:spPr bwMode="auto">
+                    <a:xfrm>
+                      <a:off x="0" y="0"/>
+                      <a:ext cx="5502910" cy="1666875"/>
+                    </a:xfrm>
+                    <a:prstGeom prst="rect">
+                      <a:avLst/>
+                    </a:prstGeom>
+                    <a:noFill/>
+                    <a:ln>
+                      <a:noFill/>
+                    </a:ln>
+                  </pic:spPr>
+                </pic:pic>
+              </a:graphicData>
+            </a:graphic>
+          </wp:inline>
+        </w:drawing>
+      </w:r>
+      <w:r>
+        <w:rPr>
+          <w:noProof/>
+        </w:rPr>
+        <w:drawing>
+          <wp:inline distT="0" distB="0" distL="0" distR="0" wp14:anchorId="6E42899E" wp14:editId="671F8E26">
+            <wp:extent cx="5502910" cy="4550410"/>
+            <wp:effectExtent l="0" t="0" r="2540" b="2540"/>
+            <wp:docPr id="2096571872" name="Picture 3"/>
+            <wp:cNvGraphicFramePr>
+              <a:graphicFrameLocks xmlns:a="http://schemas.openxmlformats.org/drawingml/2006/main" noChangeAspect="1"/>
+            </wp:cNvGraphicFramePr>
+            <a:graphic xmlns:a="http://schemas.openxmlformats.org/drawingml/2006/main">
+              <a:graphicData uri="http://schemas.openxmlformats.org/drawingml/2006/picture">
+                <pic:pic xmlns:pic="http://schemas.openxmlformats.org/drawingml/2006/picture">
+                  <pic:nvPicPr>
+                    <pic:cNvPr id="0" name="Picture 5"/>
+                    <pic:cNvPicPr>
+                      <a:picLocks noChangeAspect="1" noChangeArrowheads="1"/>
+                    </pic:cNvPicPr>
+                  </pic:nvPicPr>
+                  <pic:blipFill>
+                    <a:blip r:embed="rId49">
+                      <a:extLst>
+                        <a:ext uri="{28A0092B-C50C-407E-A947-70E740481C1C}">
+                          <a14:useLocalDpi xmlns:a14="http://schemas.microsoft.com/office/drawing/2010/main" val="0"/>
+                        </a:ext>
+                      </a:extLst>
+                    </a:blip>
+                    <a:srcRect/>
+                    <a:stretch>
+                      <a:fillRect/>
+                    </a:stretch>
+                  </pic:blipFill>
+                  <pic:spPr bwMode="auto">
+                    <a:xfrm>
+                      <a:off x="0" y="0"/>
+                      <a:ext cx="5502910" cy="4550410"/>
+                    </a:xfrm>
+                    <a:prstGeom prst="rect">
+                      <a:avLst/>
+                    </a:prstGeom>
+                    <a:noFill/>
+                    <a:ln>
+                      <a:noFill/>
+                    </a:ln>
+                  </pic:spPr>
+                </pic:pic>
+              </a:graphicData>
+            </a:graphic>
+          </wp:inline>
+        </w:drawing>
+      </w:r>
+    </w:p>
+    <w:p>
+      <w:pPr>
+        <w:rPr>
+          <w:rFonts w:ascii="Times New Roman" w:hAnsi="Times New Roman" w:cs="Times New Roman"/>
+          <w:sz w:val="24"/>
+          <w:szCs w:val="24"/>
+        </w:rPr>
+      </w:pPr>
     </w:p>
     <w:sectPr>
       <w:pgSz w:w="11906" w:h="16838" w:code="9"/>
